--- a/docs/api.docx
+++ b/docs/api.docx
@@ -1227,21 +1227,155 @@
           <w:rFonts w:ascii="Times New Roman" w:hAnsi="Times New Roman" w:eastAsia="Batang"/>
           <w:sz w:val="22"/>
         </w:rPr>
-        <w:t xml:space="preserve">The dump is read once, front to back. Every table's Parquet is written and staged during that pass, and nothing becomes visible to a Delta reader until the pass completes without error, at which point every table is committed. This is the all-or-nothing property described in </w:t>
+        <w:t>The dump is read once, front to back. Every table's Parquet is written and staged during that pass, and nothing becomes visible to a Delta reader until the pass completes without error, at which point every table is committed.</w:t>
+      </w:r>
+    </w:p>
+    <w:p>
+      <w:pPr>
+        <w:spacing w:line="384" w:lineRule="auto" w:after="120"/>
+        <w:jc w:val="both"/>
+      </w:pPr>
+      <w:r>
+        <w:rPr>
+          <w:rFonts w:ascii="Times New Roman" w:hAnsi="Times New Roman" w:eastAsia="Batang"/>
+          <w:sz w:val="22"/>
+        </w:rPr>
+        <w:t>Be precise about what that buys, because the guarantee is narrower than "atomic". Delta has no cross-table transaction, and hundreds of tables mean hundreds of independent commits, so a group of them cannot be made atomic. What holds is:</w:t>
+      </w:r>
+    </w:p>
+    <w:p>
+      <w:pPr>
+        <w:pStyle w:val="ListBullet"/>
+        <w:spacing w:line="384" w:lineRule="auto" w:after="120"/>
+      </w:pPr>
+      <w:r>
+        <w:rPr>
+          <w:rFonts w:ascii="Times New Roman" w:hAnsi="Times New Roman" w:eastAsia="Batang"/>
+          <w:sz w:val="22"/>
+        </w:rPr>
+        <w:t>Each table's own commit is atomic.</w:t>
+      </w:r>
+    </w:p>
+    <w:p>
+      <w:pPr>
+        <w:pStyle w:val="ListBullet"/>
+        <w:spacing w:line="384" w:lineRule="auto" w:after="120"/>
+      </w:pPr>
+      <w:r>
+        <w:rPr>
+          <w:rFonts w:ascii="Times New Roman" w:hAnsi="Times New Roman" w:eastAsia="Batang"/>
+          <w:sz w:val="22"/>
+        </w:rPr>
+        <w:t>A failure anywhere in the decode pass, which is the multi-hour part and where</w:t>
+      </w:r>
+    </w:p>
+    <w:p>
+      <w:pPr>
+        <w:spacing w:line="384" w:lineRule="auto" w:after="120"/>
+        <w:jc w:val="both"/>
+      </w:pPr>
+      <w:r>
+        <w:rPr>
+          <w:rFonts w:ascii="Times New Roman" w:hAnsi="Times New Roman" w:eastAsia="Batang"/>
+          <w:sz w:val="22"/>
+        </w:rPr>
+        <w:t xml:space="preserve">essentially every failure occurs, leaves </w:t>
+      </w:r>
+      <w:r>
+        <w:rPr>
+          <w:rFonts w:ascii="Times New Roman" w:hAnsi="Times New Roman" w:eastAsia="Batang"/>
+          <w:b/>
+          <w:sz w:val="22"/>
+        </w:rPr>
+        <w:t>no visible change to any table</w:t>
+      </w:r>
+      <w:r>
+        <w:rPr>
+          <w:rFonts w:ascii="Times New Roman" w:hAnsi="Times New Roman" w:eastAsia="Batang"/>
+          <w:sz w:val="22"/>
+        </w:rPr>
+        <w:t>.</w:t>
+      </w:r>
+    </w:p>
+    <w:p>
+      <w:pPr>
+        <w:pStyle w:val="ListBullet"/>
+        <w:spacing w:line="384" w:lineRule="auto" w:after="120"/>
+      </w:pPr>
+      <w:r>
+        <w:rPr>
+          <w:rFonts w:ascii="Times New Roman" w:hAnsi="Times New Roman" w:eastAsia="Batang"/>
+          <w:sz w:val="22"/>
+        </w:rPr>
+        <w:t>The commit burst at the end is not atomic across tables. A failure partway through it</w:t>
+      </w:r>
+    </w:p>
+    <w:p>
+      <w:pPr>
+        <w:spacing w:line="384" w:lineRule="auto" w:after="120"/>
+        <w:jc w:val="both"/>
+      </w:pPr>
+      <w:r>
+        <w:rPr>
+          <w:rFonts w:ascii="Times New Roman" w:hAnsi="Times New Roman" w:eastAsia="Batang"/>
+          <w:sz w:val="22"/>
+        </w:rPr>
+        <w:t>leaves some tables on the new day and some on the previous one, and a reader querying during it can observe a mixture.</w:t>
+      </w:r>
+    </w:p>
+    <w:p>
+      <w:pPr>
+        <w:spacing w:line="384" w:lineRule="auto" w:after="120"/>
+        <w:jc w:val="both"/>
+      </w:pPr>
+      <w:r>
+        <w:rPr>
+          <w:rFonts w:ascii="Times New Roman" w:hAnsi="Times New Roman" w:eastAsia="Batang"/>
+          <w:sz w:val="22"/>
+        </w:rPr>
+        <w:t xml:space="preserve">The design therefore shrinks the window in which a partial state is observable from the whole decode to a metadata-only burst; it does not eliminate it. Recovery is to re-run, which is idempotent in </w:t>
       </w:r>
       <w:r>
         <w:rPr>
           <w:rFonts w:ascii="Consolas" w:hAnsi="Consolas" w:eastAsia="Consolas"/>
           <w:sz w:val="18"/>
         </w:rPr>
-        <w:t>architecture.md</w:t>
+        <w:t>overwrite</w:t>
       </w:r>
       <w:r>
         <w:rPr>
           <w:rFonts w:ascii="Times New Roman" w:hAnsi="Times New Roman" w:eastAsia="Batang"/>
           <w:sz w:val="22"/>
         </w:rPr>
-        <w:t>, Chapter VI, Section 1. Any failure leaves orphaned files and no visible change to any table.</w:t>
+        <w:t xml:space="preserve"> mode. See </w:t>
+      </w:r>
+      <w:r>
+        <w:rPr>
+          <w:rFonts w:ascii="Consolas" w:hAnsi="Consolas" w:eastAsia="Consolas"/>
+          <w:sz w:val="18"/>
+        </w:rPr>
+        <w:t>architecture.md</w:t>
+      </w:r>
+      <w:r>
+        <w:rPr>
+          <w:rFonts w:ascii="Times New Roman" w:hAnsi="Times New Roman" w:eastAsia="Batang"/>
+          <w:sz w:val="22"/>
+        </w:rPr>
+        <w:t xml:space="preserve">, Chapter VI, Section 1, and </w:t>
+      </w:r>
+      <w:r>
+        <w:rPr>
+          <w:rFonts w:ascii="Consolas" w:hAnsi="Consolas" w:eastAsia="Consolas"/>
+          <w:sz w:val="18"/>
+        </w:rPr>
+        <w:t>operations.md</w:t>
+      </w:r>
+      <w:r>
+        <w:rPr>
+          <w:rFonts w:ascii="Times New Roman" w:hAnsi="Times New Roman" w:eastAsia="Batang"/>
+          <w:sz w:val="22"/>
+        </w:rPr>
+        <w:t>, Chapter V.</w:t>
       </w:r>
     </w:p>
     <w:p>

--- a/docs/api.docx
+++ b/docs/api.docx
@@ -1038,7 +1038,7 @@
           <w:rFonts w:ascii="Times New Roman" w:hAnsi="Times New Roman" w:eastAsia="Batang"/>
           <w:sz w:val="22"/>
         </w:rPr>
-        <w:t xml:space="preserve">The package exports exactly three names: </w:t>
+        <w:t xml:space="preserve">The package exports exactly four names: </w:t>
       </w:r>
       <w:r>
         <w:rPr>
@@ -1066,7 +1066,7 @@
           <w:rFonts w:ascii="Times New Roman" w:hAnsi="Times New Roman" w:eastAsia="Batang"/>
           <w:sz w:val="22"/>
         </w:rPr>
-        <w:t xml:space="preserve"> and </w:t>
+        <w:t xml:space="preserve">, </w:t>
       </w:r>
       <w:r>
         <w:rPr>
@@ -1074,6 +1074,20 @@
           <w:sz w:val="18"/>
         </w:rPr>
         <w:t>TableStats</w:t>
+      </w:r>
+      <w:r>
+        <w:rPr>
+          <w:rFonts w:ascii="Times New Roman" w:hAnsi="Times New Roman" w:eastAsia="Batang"/>
+          <w:sz w:val="22"/>
+        </w:rPr>
+        <w:t xml:space="preserve"> and </w:t>
+      </w:r>
+      <w:r>
+        <w:rPr>
+          <w:rFonts w:ascii="Consolas" w:hAnsi="Consolas" w:eastAsia="Consolas"/>
+          <w:sz w:val="18"/>
+        </w:rPr>
+        <w:t>PartialCommitError</w:t>
       </w:r>
       <w:r>
         <w:rPr>
@@ -2775,6 +2789,58 @@
                 <w:rFonts w:ascii="Consolas" w:hAnsi="Consolas" w:eastAsia="Consolas"/>
                 <w:sz w:val="18"/>
               </w:rPr>
+              <w:t>PartialCommitError</w:t>
+            </w:r>
+          </w:p>
+        </w:tc>
+        <w:tc>
+          <w:tcPr>
+            <w:tcW w:type="dxa" w:w="4702"/>
+          </w:tcPr>
+          <w:p>
+            <w:r>
+              <w:rPr>
+                <w:rFonts w:ascii="Times New Roman" w:hAnsi="Times New Roman" w:eastAsia="Batang"/>
+                <w:sz w:val="22"/>
+              </w:rPr>
+              <w:t xml:space="preserve">A commit failed part way through the final burst. </w:t>
+            </w:r>
+            <w:r>
+              <w:rPr>
+                <w:rFonts w:ascii="Times New Roman" w:hAnsi="Times New Roman" w:eastAsia="Batang"/>
+                <w:b/>
+                <w:sz w:val="22"/>
+              </w:rPr>
+              <w:t>The only failure that can leave visible change behind.</w:t>
+            </w:r>
+            <w:r>
+              <w:rPr>
+                <w:rFonts w:ascii="Times New Roman" w:hAnsi="Times New Roman" w:eastAsia="Batang"/>
+                <w:sz w:val="22"/>
+              </w:rPr>
+              <w:t xml:space="preserve"> Subclasses </w:t>
+            </w:r>
+            <w:r>
+              <w:rPr>
+                <w:rFonts w:ascii="Consolas" w:hAnsi="Consolas" w:eastAsia="Consolas"/>
+                <w:sz w:val="18"/>
+              </w:rPr>
+              <w:t>RuntimeError</w:t>
+            </w:r>
+          </w:p>
+        </w:tc>
+      </w:tr>
+      <w:tr>
+        <w:tc>
+          <w:tcPr>
+            <w:tcW w:type="dxa" w:w="4702"/>
+          </w:tcPr>
+          <w:p>
+            <w:r>
+              <w:rPr>
+                <w:rFonts w:ascii="Consolas" w:hAnsi="Consolas" w:eastAsia="Consolas"/>
+                <w:sz w:val="18"/>
+              </w:rPr>
               <w:t>RuntimeError</w:t>
             </w:r>
           </w:p>
@@ -2963,7 +3029,242 @@
           <w:rFonts w:ascii="Times New Roman" w:hAnsi="Times New Roman" w:eastAsia="Batang"/>
           <w:sz w:val="22"/>
         </w:rPr>
-        <w:t xml:space="preserve">In every failing case, nothing has been committed. See </w:t>
+        <w:t xml:space="preserve">In every failing case except </w:t>
+      </w:r>
+      <w:r>
+        <w:rPr>
+          <w:rFonts w:ascii="Consolas" w:hAnsi="Consolas" w:eastAsia="Consolas"/>
+          <w:sz w:val="18"/>
+        </w:rPr>
+        <w:t>PartialCommitError</w:t>
+      </w:r>
+      <w:r>
+        <w:rPr>
+          <w:rFonts w:ascii="Times New Roman" w:hAnsi="Times New Roman" w:eastAsia="Batang"/>
+          <w:sz w:val="22"/>
+        </w:rPr>
+        <w:t>, nothing has been committed.</w:t>
+      </w:r>
+    </w:p>
+    <w:p>
+      <w:pPr>
+        <w:spacing w:line="384" w:lineRule="auto" w:after="120"/>
+        <w:jc w:val="both"/>
+      </w:pPr>
+      <w:r>
+        <w:rPr>
+          <w:rFonts w:ascii="Consolas" w:hAnsi="Consolas" w:eastAsia="Consolas"/>
+          <w:sz w:val="18"/>
+        </w:rPr>
+        <w:t>PartialCommitError</w:t>
+      </w:r>
+      <w:r>
+        <w:rPr>
+          <w:rFonts w:ascii="Times New Roman" w:hAnsi="Times New Roman" w:eastAsia="Batang"/>
+          <w:sz w:val="22"/>
+        </w:rPr>
+        <w:t xml:space="preserve"> is the exception to that, and the reason it has its own type. It carries three attributes so the caller need not parse the message:</w:t>
+      </w:r>
+    </w:p>
+    <w:tbl>
+      <w:tblPr>
+        <w:tblStyle w:val="TableGrid"/>
+        <w:tblW w:type="auto" w:w="0"/>
+        <w:jc w:val="center"/>
+        <w:tblLook w:firstColumn="1" w:firstRow="1" w:lastColumn="0" w:lastRow="0" w:noHBand="0" w:noVBand="1" w:val="04A0"/>
+      </w:tblPr>
+      <w:tblGrid>
+        <w:gridCol w:w="4702"/>
+        <w:gridCol w:w="4702"/>
+      </w:tblGrid>
+      <w:tr>
+        <w:tc>
+          <w:tcPr>
+            <w:tcW w:type="dxa" w:w="4702"/>
+          </w:tcPr>
+          <w:p>
+            <w:pPr>
+              <w:jc w:val="center"/>
+            </w:pPr>
+            <w:r>
+              <w:rPr>
+                <w:rFonts w:ascii="Times New Roman" w:hAnsi="Times New Roman" w:eastAsia="Batang"/>
+                <w:b/>
+                <w:sz w:val="22"/>
+              </w:rPr>
+              <w:t>Attribute</w:t>
+            </w:r>
+          </w:p>
+        </w:tc>
+        <w:tc>
+          <w:tcPr>
+            <w:tcW w:type="dxa" w:w="4702"/>
+          </w:tcPr>
+          <w:p>
+            <w:pPr>
+              <w:jc w:val="center"/>
+            </w:pPr>
+            <w:r>
+              <w:rPr>
+                <w:rFonts w:ascii="Times New Roman" w:hAnsi="Times New Roman" w:eastAsia="Batang"/>
+                <w:b/>
+                <w:sz w:val="22"/>
+              </w:rPr>
+              <w:t>Meaning</w:t>
+            </w:r>
+          </w:p>
+        </w:tc>
+      </w:tr>
+      <w:tr>
+        <w:tc>
+          <w:tcPr>
+            <w:tcW w:type="dxa" w:w="4702"/>
+          </w:tcPr>
+          <w:p>
+            <w:r>
+              <w:rPr>
+                <w:rFonts w:ascii="Consolas" w:hAnsi="Consolas" w:eastAsia="Consolas"/>
+                <w:sz w:val="18"/>
+              </w:rPr>
+              <w:t>table</w:t>
+            </w:r>
+          </w:p>
+        </w:tc>
+        <w:tc>
+          <w:tcPr>
+            <w:tcW w:type="dxa" w:w="4702"/>
+          </w:tcPr>
+          <w:p>
+            <w:r>
+              <w:rPr>
+                <w:rFonts w:ascii="Times New Roman" w:hAnsi="Times New Roman" w:eastAsia="Batang"/>
+                <w:sz w:val="22"/>
+              </w:rPr>
+              <w:t>Qualified name of the table whose commit failed</w:t>
+            </w:r>
+          </w:p>
+        </w:tc>
+      </w:tr>
+      <w:tr>
+        <w:tc>
+          <w:tcPr>
+            <w:tcW w:type="dxa" w:w="4702"/>
+          </w:tcPr>
+          <w:p>
+            <w:r>
+              <w:rPr>
+                <w:rFonts w:ascii="Consolas" w:hAnsi="Consolas" w:eastAsia="Consolas"/>
+                <w:sz w:val="18"/>
+              </w:rPr>
+              <w:t>committed</w:t>
+            </w:r>
+          </w:p>
+        </w:tc>
+        <w:tc>
+          <w:tcPr>
+            <w:tcW w:type="dxa" w:w="4702"/>
+          </w:tcPr>
+          <w:p>
+            <w:r>
+              <w:rPr>
+                <w:rFonts w:ascii="Times New Roman" w:hAnsi="Times New Roman" w:eastAsia="Batang"/>
+                <w:sz w:val="22"/>
+              </w:rPr>
+              <w:t xml:space="preserve">Tables committed before the failure. </w:t>
+            </w:r>
+            <w:r>
+              <w:rPr>
+                <w:rFonts w:ascii="Times New Roman" w:hAnsi="Times New Roman" w:eastAsia="Batang"/>
+                <w:b/>
+                <w:sz w:val="22"/>
+              </w:rPr>
+              <w:t>Zero means nothing became visible</w:t>
+            </w:r>
+          </w:p>
+        </w:tc>
+      </w:tr>
+      <w:tr>
+        <w:tc>
+          <w:tcPr>
+            <w:tcW w:type="dxa" w:w="4702"/>
+          </w:tcPr>
+          <w:p>
+            <w:r>
+              <w:rPr>
+                <w:rFonts w:ascii="Consolas" w:hAnsi="Consolas" w:eastAsia="Consolas"/>
+                <w:sz w:val="18"/>
+              </w:rPr>
+              <w:t>total</w:t>
+            </w:r>
+          </w:p>
+        </w:tc>
+        <w:tc>
+          <w:tcPr>
+            <w:tcW w:type="dxa" w:w="4702"/>
+          </w:tcPr>
+          <w:p>
+            <w:r>
+              <w:rPr>
+                <w:rFonts w:ascii="Times New Roman" w:hAnsi="Times New Roman" w:eastAsia="Batang"/>
+                <w:sz w:val="22"/>
+              </w:rPr>
+              <w:t>Tables that were to be committed</w:t>
+            </w:r>
+          </w:p>
+        </w:tc>
+      </w:tr>
+    </w:tbl>
+    <w:p/>
+    <w:p>
+      <w:pPr>
+        <w:spacing w:line="240" w:lineRule="auto" w:before="120" w:after="120"/>
+        <w:ind w:left="454"/>
+      </w:pPr>
+      <w:r>
+        <w:rPr>
+          <w:rFonts w:ascii="Consolas" w:hAnsi="Consolas" w:eastAsia="Consolas"/>
+          <w:sz w:val="18"/>
+        </w:rPr>
+        <w:t>try:</w:t>
+        <w:br/>
+        <w:t xml:space="preserve">    report = pgdelta.stream_dump_to_delta(dump, output)</w:t>
+        <w:br/>
+        <w:t>except pgdelta.PartialCommitError as exc:</w:t>
+        <w:br/>
+        <w:t xml:space="preserve">    if exc.committed:</w:t>
+        <w:br/>
+        <w:t xml:space="preserve">        alert(f"{exc.committed} of {exc.total} tables are on the new day; re-run")</w:t>
+        <w:br/>
+        <w:t xml:space="preserve">    else:</w:t>
+        <w:br/>
+        <w:t xml:space="preserve">        alert("commit failed before anything became visible; safe to re-run")</w:t>
+      </w:r>
+    </w:p>
+    <w:p>
+      <w:pPr>
+        <w:spacing w:line="384" w:lineRule="auto" w:after="120"/>
+        <w:jc w:val="both"/>
+      </w:pPr>
+      <w:r>
+        <w:rPr>
+          <w:rFonts w:ascii="Times New Roman" w:hAnsi="Times New Roman" w:eastAsia="Batang"/>
+          <w:sz w:val="22"/>
+        </w:rPr>
+        <w:t xml:space="preserve">It subclasses </w:t>
+      </w:r>
+      <w:r>
+        <w:rPr>
+          <w:rFonts w:ascii="Consolas" w:hAnsi="Consolas" w:eastAsia="Consolas"/>
+          <w:sz w:val="18"/>
+        </w:rPr>
+        <w:t>RuntimeError</w:t>
+      </w:r>
+      <w:r>
+        <w:rPr>
+          <w:rFonts w:ascii="Times New Roman" w:hAnsi="Times New Roman" w:eastAsia="Batang"/>
+          <w:sz w:val="22"/>
+        </w:rPr>
+        <w:t xml:space="preserve">, so a handler written without knowing about it still catches it. See </w:t>
       </w:r>
       <w:r>
         <w:rPr>

--- a/docs/api.docx
+++ b/docs/api.docx
@@ -506,6 +506,19 @@
           <w:sz w:val="22"/>
         </w:rPr>
         <w:t>5. Type fidelity</w:t>
+      </w:r>
+    </w:p>
+    <w:p>
+      <w:pPr>
+        <w:pStyle w:val="ListBullet"/>
+        <w:spacing w:line="384" w:lineRule="auto" w:after="120"/>
+      </w:pPr>
+      <w:r>
+        <w:rPr>
+          <w:rFonts w:ascii="Times New Roman" w:hAnsi="Times New Roman" w:eastAsia="Batang"/>
+          <w:sz w:val="22"/>
+        </w:rPr>
+        <w:t>6. Schema drift</w:t>
       </w:r>
     </w:p>
     <w:p>
@@ -4342,6 +4355,50 @@
           </w:p>
         </w:tc>
       </w:tr>
+      <w:tr>
+        <w:tc>
+          <w:tcPr>
+            <w:tcW w:type="dxa" w:w="3135"/>
+          </w:tcPr>
+          <w:p>
+            <w:r>
+              <w:rPr>
+                <w:rFonts w:ascii="Consolas" w:hAnsi="Consolas" w:eastAsia="Consolas"/>
+                <w:sz w:val="18"/>
+              </w:rPr>
+              <w:t>schema_drift</w:t>
+            </w:r>
+          </w:p>
+        </w:tc>
+        <w:tc>
+          <w:tcPr>
+            <w:tcW w:type="dxa" w:w="3135"/>
+          </w:tcPr>
+          <w:p>
+            <w:r>
+              <w:rPr>
+                <w:rFonts w:ascii="Consolas" w:hAnsi="Consolas" w:eastAsia="Consolas"/>
+                <w:sz w:val="18"/>
+              </w:rPr>
+              <w:t>dict[str, list[list[str]]]</w:t>
+            </w:r>
+          </w:p>
+        </w:tc>
+        <w:tc>
+          <w:tcPr>
+            <w:tcW w:type="dxa" w:w="3135"/>
+          </w:tcPr>
+          <w:p>
+            <w:r>
+              <w:rPr>
+                <w:rFonts w:ascii="Times New Roman" w:hAnsi="Times New Roman" w:eastAsia="Batang"/>
+                <w:sz w:val="22"/>
+              </w:rPr>
+              <w:t>How this run's schema differed from the one the table already declared. See Chapter V, Section 6</w:t>
+            </w:r>
+          </w:p>
+        </w:tc>
+      </w:tr>
     </w:tbl>
     <w:p/>
     <w:p>
@@ -6779,6 +6836,255 @@
         <w:t>, Chapter VIII.</w:t>
       </w:r>
     </w:p>
+    <w:p>
+      <w:pPr>
+        <w:pStyle w:val="Heading2"/>
+      </w:pPr>
+      <w:r>
+        <w:rPr>
+          <w:rFonts w:ascii="Times New Roman" w:hAnsi="Times New Roman" w:eastAsia="Batang"/>
+          <w:b/>
+          <w:color w:val="000000"/>
+          <w:sz w:val="24"/>
+        </w:rPr>
+        <w:t>6. Schema drift</w:t>
+      </w:r>
+    </w:p>
+    <w:p>
+      <w:pPr>
+        <w:spacing w:line="384" w:lineRule="auto" w:after="120"/>
+        <w:jc w:val="both"/>
+      </w:pPr>
+      <w:r>
+        <w:rPr>
+          <w:rFonts w:ascii="Times New Roman" w:hAnsi="Times New Roman" w:eastAsia="Batang"/>
+          <w:sz w:val="22"/>
+        </w:rPr>
+        <w:t>The sender controls the schema and changes it without notice, so a change is a routine event rather than an exception.</w:t>
+      </w:r>
+    </w:p>
+    <w:p>
+      <w:pPr>
+        <w:spacing w:line="384" w:lineRule="auto" w:after="120"/>
+        <w:jc w:val="both"/>
+      </w:pPr>
+      <w:r>
+        <w:rPr>
+          <w:rFonts w:ascii="Times New Roman" w:hAnsi="Times New Roman" w:eastAsia="Batang"/>
+          <w:sz w:val="22"/>
+        </w:rPr>
+        <w:t xml:space="preserve">Under </w:t>
+      </w:r>
+      <w:r>
+        <w:rPr>
+          <w:rFonts w:ascii="Consolas" w:hAnsi="Consolas" w:eastAsia="Consolas"/>
+          <w:sz w:val="18"/>
+        </w:rPr>
+        <w:t>mode="overwrite"</w:t>
+      </w:r>
+      <w:r>
+        <w:rPr>
+          <w:rFonts w:ascii="Times New Roman" w:hAnsi="Times New Roman" w:eastAsia="Batang"/>
+          <w:sz w:val="22"/>
+        </w:rPr>
+        <w:t xml:space="preserve"> the table is rewritten wholesale, so an added, removed or retyped column is </w:t>
+      </w:r>
+      <w:r>
+        <w:rPr>
+          <w:rFonts w:ascii="Times New Roman" w:hAnsi="Times New Roman" w:eastAsia="Batang"/>
+          <w:b/>
+          <w:sz w:val="22"/>
+        </w:rPr>
+        <w:t>applied</w:t>
+      </w:r>
+      <w:r>
+        <w:rPr>
+          <w:rFonts w:ascii="Times New Roman" w:hAnsi="Times New Roman" w:eastAsia="Batang"/>
+          <w:sz w:val="22"/>
+        </w:rPr>
+        <w:t>: the Delta schema is replaced in the same commit that replaces the data, and the declared columns therefore always agree with the files. The change is reported per table:</w:t>
+      </w:r>
+    </w:p>
+    <w:p>
+      <w:pPr>
+        <w:spacing w:line="240" w:lineRule="auto" w:before="120" w:after="120"/>
+        <w:ind w:left="454"/>
+      </w:pPr>
+      <w:r>
+        <w:rPr>
+          <w:rFonts w:ascii="Consolas" w:hAnsi="Consolas" w:eastAsia="Consolas"/>
+          <w:sz w:val="18"/>
+        </w:rPr>
+        <w:t>for stats in report.tables:</w:t>
+        <w:br/>
+        <w:t xml:space="preserve">    drift = stats.schema_drift</w:t>
+        <w:br/>
+        <w:t xml:space="preserve">    if any(drift.values()):</w:t>
+        <w:br/>
+        <w:t xml:space="preserve">        print(stats.table, drift)</w:t>
+        <w:br/>
+        <w:t xml:space="preserve">        # {'added': [['email']], 'removed': [], 'retyped': [['id', 'integer', 'string']]}</w:t>
+      </w:r>
+    </w:p>
+    <w:p>
+      <w:pPr>
+        <w:spacing w:line="384" w:lineRule="auto" w:after="120"/>
+        <w:jc w:val="both"/>
+      </w:pPr>
+      <w:r>
+        <w:rPr>
+          <w:rFonts w:ascii="Consolas" w:hAnsi="Consolas" w:eastAsia="Consolas"/>
+          <w:sz w:val="18"/>
+        </w:rPr>
+        <w:t>added</w:t>
+      </w:r>
+      <w:r>
+        <w:rPr>
+          <w:rFonts w:ascii="Times New Roman" w:hAnsi="Times New Roman" w:eastAsia="Batang"/>
+          <w:sz w:val="22"/>
+        </w:rPr>
+        <w:t xml:space="preserve"> and </w:t>
+      </w:r>
+      <w:r>
+        <w:rPr>
+          <w:rFonts w:ascii="Consolas" w:hAnsi="Consolas" w:eastAsia="Consolas"/>
+          <w:sz w:val="18"/>
+        </w:rPr>
+        <w:t>removed</w:t>
+      </w:r>
+      <w:r>
+        <w:rPr>
+          <w:rFonts w:ascii="Times New Roman" w:hAnsi="Times New Roman" w:eastAsia="Batang"/>
+          <w:sz w:val="22"/>
+        </w:rPr>
+        <w:t xml:space="preserve"> carry one column name per entry; </w:t>
+      </w:r>
+      <w:r>
+        <w:rPr>
+          <w:rFonts w:ascii="Consolas" w:hAnsi="Consolas" w:eastAsia="Consolas"/>
+          <w:sz w:val="18"/>
+        </w:rPr>
+        <w:t>retyped</w:t>
+      </w:r>
+      <w:r>
+        <w:rPr>
+          <w:rFonts w:ascii="Times New Roman" w:hAnsi="Times New Roman" w:eastAsia="Batang"/>
+          <w:sz w:val="22"/>
+        </w:rPr>
+        <w:t xml:space="preserve"> carries </w:t>
+      </w:r>
+      <w:r>
+        <w:rPr>
+          <w:rFonts w:ascii="Consolas" w:hAnsi="Consolas" w:eastAsia="Consolas"/>
+          <w:sz w:val="18"/>
+        </w:rPr>
+        <w:t>[column, was, now]</w:t>
+      </w:r>
+      <w:r>
+        <w:rPr>
+          <w:rFonts w:ascii="Times New Roman" w:hAnsi="Times New Roman" w:eastAsia="Batang"/>
+          <w:sz w:val="22"/>
+        </w:rPr>
+        <w:t xml:space="preserve"> using Delta's type names. All three are empty on a first run and on any run whose DDL is unchanged, so a non-empty value is exactly the signal that something moved.</w:t>
+      </w:r>
+    </w:p>
+    <w:p>
+      <w:pPr>
+        <w:spacing w:line="384" w:lineRule="auto" w:after="120"/>
+        <w:jc w:val="both"/>
+      </w:pPr>
+      <w:r>
+        <w:rPr>
+          <w:rFonts w:ascii="Times New Roman" w:hAnsi="Times New Roman" w:eastAsia="Batang"/>
+          <w:sz w:val="22"/>
+        </w:rPr>
+        <w:t xml:space="preserve">Under </w:t>
+      </w:r>
+      <w:r>
+        <w:rPr>
+          <w:rFonts w:ascii="Consolas" w:hAnsi="Consolas" w:eastAsia="Consolas"/>
+          <w:sz w:val="18"/>
+        </w:rPr>
+        <w:t>mode="append"</w:t>
+      </w:r>
+      <w:r>
+        <w:rPr>
+          <w:rFonts w:ascii="Times New Roman" w:hAnsi="Times New Roman" w:eastAsia="Batang"/>
+          <w:sz w:val="22"/>
+        </w:rPr>
+        <w:t xml:space="preserve"> a change is </w:t>
+      </w:r>
+      <w:r>
+        <w:rPr>
+          <w:rFonts w:ascii="Times New Roman" w:hAnsi="Times New Roman" w:eastAsia="Batang"/>
+          <w:b/>
+          <w:sz w:val="22"/>
+        </w:rPr>
+        <w:t>refused</w:t>
+      </w:r>
+      <w:r>
+        <w:rPr>
+          <w:rFonts w:ascii="Times New Roman" w:hAnsi="Times New Roman" w:eastAsia="Batang"/>
+          <w:sz w:val="22"/>
+        </w:rPr>
+        <w:t xml:space="preserve"> with </w:t>
+      </w:r>
+      <w:r>
+        <w:rPr>
+          <w:rFonts w:ascii="Consolas" w:hAnsi="Consolas" w:eastAsia="Consolas"/>
+          <w:sz w:val="18"/>
+        </w:rPr>
+        <w:t>ValueError</w:t>
+      </w:r>
+      <w:r>
+        <w:rPr>
+          <w:rFonts w:ascii="Times New Roman" w:hAnsi="Times New Roman" w:eastAsia="Batang"/>
+          <w:sz w:val="22"/>
+        </w:rPr>
+        <w:t>, naming the table and the columns. Appending rows shaped one way to a table declared another way cannot be made to mean anything, so it fails rather than guessing.</w:t>
+      </w:r>
+    </w:p>
+    <w:p>
+      <w:pPr>
+        <w:spacing w:line="384" w:lineRule="auto" w:after="120"/>
+        <w:jc w:val="both"/>
+      </w:pPr>
+      <w:r>
+        <w:rPr>
+          <w:rFonts w:ascii="Times New Roman" w:hAnsi="Times New Roman" w:eastAsia="Batang"/>
+          <w:sz w:val="22"/>
+        </w:rPr>
+        <w:t xml:space="preserve">Note what this does not do. There is no merge: </w:t>
+      </w:r>
+      <w:r>
+        <w:rPr>
+          <w:rFonts w:ascii="Consolas" w:hAnsi="Consolas" w:eastAsia="Consolas"/>
+          <w:sz w:val="18"/>
+        </w:rPr>
+        <w:t>overwrite</w:t>
+      </w:r>
+      <w:r>
+        <w:rPr>
+          <w:rFonts w:ascii="Times New Roman" w:hAnsi="Times New Roman" w:eastAsia="Batang"/>
+          <w:sz w:val="22"/>
+        </w:rPr>
+        <w:t xml:space="preserve"> declares the dump's schema as the truth, and a column the dump stopped carrying is gone from the table. That is the correct reading of a full daily snapshot, and it is why </w:t>
+      </w:r>
+      <w:r>
+        <w:rPr>
+          <w:rFonts w:ascii="Consolas" w:hAnsi="Consolas" w:eastAsia="Consolas"/>
+          <w:sz w:val="18"/>
+        </w:rPr>
+        <w:t>schema_drift</w:t>
+      </w:r>
+      <w:r>
+        <w:rPr>
+          <w:rFonts w:ascii="Times New Roman" w:hAnsi="Times New Roman" w:eastAsia="Batang"/>
+          <w:sz w:val="22"/>
+        </w:rPr>
+        <w:t xml:space="preserve"> is worth alerting on: a downstream query referencing a dropped column will break, and this is how you learn before the query does.</w:t>
+      </w:r>
+    </w:p>
     <w:p/>
     <w:p>
       <w:pPr>

--- a/docs/api.docx
+++ b/docs/api.docx
@@ -356,6 +356,19 @@
           <w:sz w:val="22"/>
         </w:rPr>
         <w:t>3. Reading the statistics</w:t>
+      </w:r>
+    </w:p>
+    <w:p>
+      <w:pPr>
+        <w:pStyle w:val="ListBullet"/>
+        <w:spacing w:line="384" w:lineRule="auto" w:after="120"/>
+      </w:pPr>
+      <w:r>
+        <w:rPr>
+          <w:rFonts w:ascii="Times New Roman" w:hAnsi="Times New Roman" w:eastAsia="Batang"/>
+          <w:sz w:val="22"/>
+        </w:rPr>
+        <w:t>4. A drifting table set</w:t>
       </w:r>
     </w:p>
     <w:p>
@@ -2220,6 +2233,78 @@
                 <w:rFonts w:ascii="Consolas" w:hAnsi="Consolas" w:eastAsia="Consolas"/>
                 <w:sz w:val="18"/>
               </w:rPr>
+              <w:t>expect_tables</w:t>
+            </w:r>
+          </w:p>
+        </w:tc>
+        <w:tc>
+          <w:tcPr>
+            <w:tcW w:type="dxa" w:w="2351"/>
+          </w:tcPr>
+          <w:p>
+            <w:r>
+              <w:rPr>
+                <w:rFonts w:ascii="Consolas" w:hAnsi="Consolas" w:eastAsia="Consolas"/>
+                <w:sz w:val="18"/>
+              </w:rPr>
+              <w:t>list[str]</w:t>
+            </w:r>
+            <w:r>
+              <w:rPr>
+                <w:rFonts w:ascii="Times New Roman" w:hAnsi="Times New Roman" w:eastAsia="Batang"/>
+                <w:sz w:val="22"/>
+              </w:rPr>
+              <w:t xml:space="preserve"> or </w:t>
+            </w:r>
+            <w:r>
+              <w:rPr>
+                <w:rFonts w:ascii="Consolas" w:hAnsi="Consolas" w:eastAsia="Consolas"/>
+                <w:sz w:val="18"/>
+              </w:rPr>
+              <w:t>None</w:t>
+            </w:r>
+          </w:p>
+        </w:tc>
+        <w:tc>
+          <w:tcPr>
+            <w:tcW w:type="dxa" w:w="2351"/>
+          </w:tcPr>
+          <w:p>
+            <w:r>
+              <w:rPr>
+                <w:rFonts w:ascii="Consolas" w:hAnsi="Consolas" w:eastAsia="Consolas"/>
+                <w:sz w:val="18"/>
+              </w:rPr>
+              <w:t>None</w:t>
+            </w:r>
+          </w:p>
+        </w:tc>
+        <w:tc>
+          <w:tcPr>
+            <w:tcW w:type="dxa" w:w="2351"/>
+          </w:tcPr>
+          <w:p>
+            <w:r>
+              <w:rPr>
+                <w:rFonts w:ascii="Times New Roman" w:hAnsi="Times New Roman" w:eastAsia="Batang"/>
+                <w:sz w:val="22"/>
+              </w:rPr>
+              <w:t>Names this dump is expected to contain. Reports only; see Chapter III, Section 4</w:t>
+            </w:r>
+          </w:p>
+        </w:tc>
+      </w:tr>
+      <w:tr>
+        <w:tc>
+          <w:tcPr>
+            <w:tcW w:type="dxa" w:w="2351"/>
+          </w:tcPr>
+          <w:p>
+            <w:r>
+              <w:rPr>
+                <w:rFonts w:ascii="Consolas" w:hAnsi="Consolas" w:eastAsia="Consolas"/>
+                <w:sz w:val="18"/>
+              </w:rPr>
               <w:t>max_field_bytes</w:t>
             </w:r>
           </w:p>
@@ -2869,6 +2954,50 @@
                 <w:sz w:val="22"/>
               </w:rPr>
               <w:t>The Delta or Arrow write path failed, or an internal invariant of the library was violated</w:t>
+            </w:r>
+          </w:p>
+        </w:tc>
+      </w:tr>
+      <w:tr>
+        <w:tc>
+          <w:tcPr>
+            <w:tcW w:type="dxa" w:w="4702"/>
+          </w:tcPr>
+          <w:p>
+            <w:r>
+              <w:rPr>
+                <w:rFonts w:ascii="Consolas" w:hAnsi="Consolas" w:eastAsia="Consolas"/>
+                <w:sz w:val="18"/>
+              </w:rPr>
+              <w:t>ValueError</w:t>
+            </w:r>
+            <w:r>
+              <w:rPr>
+                <w:rFonts w:ascii="Times New Roman" w:hAnsi="Times New Roman" w:eastAsia="Batang"/>
+                <w:sz w:val="22"/>
+              </w:rPr>
+              <w:t>, managed storage</w:t>
+            </w:r>
+          </w:p>
+        </w:tc>
+        <w:tc>
+          <w:tcPr>
+            <w:tcW w:type="dxa" w:w="4702"/>
+          </w:tcPr>
+          <w:p>
+            <w:r>
+              <w:rPr>
+                <w:rFonts w:ascii="Consolas" w:hAnsi="Consolas" w:eastAsia="Consolas"/>
+                <w:sz w:val="18"/>
+              </w:rPr>
+              <w:t>output_uri</w:t>
+            </w:r>
+            <w:r>
+              <w:rPr>
+                <w:rFonts w:ascii="Times New Roman" w:hAnsi="Times New Roman" w:eastAsia="Batang"/>
+                <w:sz w:val="22"/>
+              </w:rPr>
+              <w:t xml:space="preserve"> points at Unity Catalog managed storage or the legacy Hive warehouse. Refused before anything is opened</w:t>
             </w:r>
           </w:p>
         </w:tc>
@@ -3906,6 +4035,108 @@
                 <w:sz w:val="22"/>
               </w:rPr>
               <w:t>One entry per loaded table, in the order their blocks closed</w:t>
+            </w:r>
+          </w:p>
+        </w:tc>
+      </w:tr>
+      <w:tr>
+        <w:tc>
+          <w:tcPr>
+            <w:tcW w:type="dxa" w:w="3135"/>
+          </w:tcPr>
+          <w:p>
+            <w:r>
+              <w:rPr>
+                <w:rFonts w:ascii="Consolas" w:hAnsi="Consolas" w:eastAsia="Consolas"/>
+                <w:sz w:val="18"/>
+              </w:rPr>
+              <w:t>missing_tables</w:t>
+            </w:r>
+          </w:p>
+        </w:tc>
+        <w:tc>
+          <w:tcPr>
+            <w:tcW w:type="dxa" w:w="3135"/>
+          </w:tcPr>
+          <w:p>
+            <w:r>
+              <w:rPr>
+                <w:rFonts w:ascii="Consolas" w:hAnsi="Consolas" w:eastAsia="Consolas"/>
+                <w:sz w:val="18"/>
+              </w:rPr>
+              <w:t>list[str]</w:t>
+            </w:r>
+          </w:p>
+        </w:tc>
+        <w:tc>
+          <w:tcPr>
+            <w:tcW w:type="dxa" w:w="3135"/>
+          </w:tcPr>
+          <w:p>
+            <w:r>
+              <w:rPr>
+                <w:rFonts w:ascii="Times New Roman" w:hAnsi="Times New Roman" w:eastAsia="Batang"/>
+                <w:sz w:val="22"/>
+              </w:rPr>
+              <w:t>Expected names the dump did not contain</w:t>
+            </w:r>
+          </w:p>
+        </w:tc>
+      </w:tr>
+      <w:tr>
+        <w:tc>
+          <w:tcPr>
+            <w:tcW w:type="dxa" w:w="3135"/>
+          </w:tcPr>
+          <w:p>
+            <w:r>
+              <w:rPr>
+                <w:rFonts w:ascii="Consolas" w:hAnsi="Consolas" w:eastAsia="Consolas"/>
+                <w:sz w:val="18"/>
+              </w:rPr>
+              <w:t>unexpected_tables</w:t>
+            </w:r>
+          </w:p>
+        </w:tc>
+        <w:tc>
+          <w:tcPr>
+            <w:tcW w:type="dxa" w:w="3135"/>
+          </w:tcPr>
+          <w:p>
+            <w:r>
+              <w:rPr>
+                <w:rFonts w:ascii="Consolas" w:hAnsi="Consolas" w:eastAsia="Consolas"/>
+                <w:sz w:val="18"/>
+              </w:rPr>
+              <w:t>list[str]</w:t>
+            </w:r>
+          </w:p>
+        </w:tc>
+        <w:tc>
+          <w:tcPr>
+            <w:tcW w:type="dxa" w:w="3135"/>
+          </w:tcPr>
+          <w:p>
+            <w:r>
+              <w:rPr>
+                <w:rFonts w:ascii="Times New Roman" w:hAnsi="Times New Roman" w:eastAsia="Batang"/>
+                <w:sz w:val="22"/>
+              </w:rPr>
+              <w:t xml:space="preserve">Names the dump contained that </w:t>
+            </w:r>
+            <w:r>
+              <w:rPr>
+                <w:rFonts w:ascii="Consolas" w:hAnsi="Consolas" w:eastAsia="Consolas"/>
+                <w:sz w:val="18"/>
+              </w:rPr>
+              <w:t>expect_tables</w:t>
+            </w:r>
+            <w:r>
+              <w:rPr>
+                <w:rFonts w:ascii="Times New Roman" w:hAnsi="Times New Roman" w:eastAsia="Batang"/>
+                <w:sz w:val="22"/>
+              </w:rPr>
+              <w:t xml:space="preserve"> did not list</w:t>
             </w:r>
           </w:p>
         </w:tc>
@@ -4661,6 +4892,265 @@
           <w:sz w:val="22"/>
         </w:rPr>
         <w:t xml:space="preserve"> was flushed by the byte bound rather than the row bound, which usually means wide rows.</w:t>
+      </w:r>
+    </w:p>
+    <w:p>
+      <w:pPr>
+        <w:pStyle w:val="Heading2"/>
+      </w:pPr>
+      <w:r>
+        <w:rPr>
+          <w:rFonts w:ascii="Times New Roman" w:hAnsi="Times New Roman" w:eastAsia="Batang"/>
+          <w:b/>
+          <w:color w:val="000000"/>
+          <w:sz w:val="24"/>
+        </w:rPr>
+        <w:t>4. A drifting table set</w:t>
+      </w:r>
+    </w:p>
+    <w:p>
+      <w:pPr>
+        <w:spacing w:line="384" w:lineRule="auto" w:after="120"/>
+        <w:jc w:val="both"/>
+      </w:pPr>
+      <w:r>
+        <w:rPr>
+          <w:rFonts w:ascii="Times New Roman" w:hAnsi="Times New Roman" w:eastAsia="Batang"/>
+          <w:sz w:val="22"/>
+        </w:rPr>
+        <w:t xml:space="preserve">The table set of a third-party feed drifts. </w:t>
+      </w:r>
+      <w:r>
+        <w:rPr>
+          <w:rFonts w:ascii="Consolas" w:hAnsi="Consolas" w:eastAsia="Consolas"/>
+          <w:sz w:val="18"/>
+        </w:rPr>
+        <w:t>expect_tables</w:t>
+      </w:r>
+      <w:r>
+        <w:rPr>
+          <w:rFonts w:ascii="Times New Roman" w:hAnsi="Times New Roman" w:eastAsia="Batang"/>
+          <w:sz w:val="22"/>
+        </w:rPr>
+        <w:t xml:space="preserve"> is how a run says what it thought it was getting, and the report says how that differed.</w:t>
+      </w:r>
+    </w:p>
+    <w:p>
+      <w:pPr>
+        <w:spacing w:line="240" w:lineRule="auto" w:before="120" w:after="120"/>
+        <w:ind w:left="454"/>
+      </w:pPr>
+      <w:r>
+        <w:rPr>
+          <w:rFonts w:ascii="Consolas" w:hAnsi="Consolas" w:eastAsia="Consolas"/>
+          <w:sz w:val="18"/>
+        </w:rPr>
+        <w:t>report = pgdelta.stream_dump_to_delta(</w:t>
+        <w:br/>
+        <w:t xml:space="preserve">    dump, output, expect_tables=yesterdays_table_names</w:t>
+        <w:br/>
+        <w:t>)</w:t>
+        <w:br/>
+        <w:t>if report.missing_tables:</w:t>
+        <w:br/>
+        <w:t xml:space="preserve">    alert(f"stopped arriving: {report.missing_tables}")</w:t>
+        <w:br/>
+        <w:t>if report.unexpected_tables:</w:t>
+        <w:br/>
+        <w:t xml:space="preserve">    alert(f"new since yesterday: {report.unexpected_tables}")</w:t>
+      </w:r>
+    </w:p>
+    <w:p>
+      <w:pPr>
+        <w:spacing w:line="384" w:lineRule="auto" w:after="120"/>
+        <w:jc w:val="both"/>
+      </w:pPr>
+      <w:r>
+        <w:rPr>
+          <w:rFonts w:ascii="Times New Roman" w:hAnsi="Times New Roman" w:eastAsia="Batang"/>
+          <w:sz w:val="22"/>
+        </w:rPr>
+        <w:t>Neither fails the load, deliberately. A drifting set is the normal condition of this feed, and failing over it would mean a human intervening most days.</w:t>
+      </w:r>
+    </w:p>
+    <w:p>
+      <w:pPr>
+        <w:spacing w:line="384" w:lineRule="auto" w:after="120"/>
+        <w:jc w:val="both"/>
+      </w:pPr>
+      <w:r>
+        <w:rPr>
+          <w:rFonts w:ascii="Consolas" w:hAnsi="Consolas" w:eastAsia="Consolas"/>
+          <w:sz w:val="18"/>
+        </w:rPr>
+        <w:t>missing_tables</w:t>
+      </w:r>
+      <w:r>
+        <w:rPr>
+          <w:rFonts w:ascii="Times New Roman" w:hAnsi="Times New Roman" w:eastAsia="Batang"/>
+          <w:sz w:val="22"/>
+        </w:rPr>
+        <w:t xml:space="preserve"> is the one that matters operationally. </w:t>
+      </w:r>
+      <w:r>
+        <w:rPr>
+          <w:rFonts w:ascii="Times New Roman" w:hAnsi="Times New Roman" w:eastAsia="Batang"/>
+          <w:b/>
+          <w:sz w:val="22"/>
+        </w:rPr>
+        <w:t>A table absent from the dump is not emptied and not deleted; it is left exactly as it was</w:t>
+      </w:r>
+      <w:r>
+        <w:rPr>
+          <w:rFonts w:ascii="Times New Roman" w:hAnsi="Times New Roman" w:eastAsia="Batang"/>
+          <w:sz w:val="22"/>
+        </w:rPr>
+        <w:t>, so it silently keeps serving the previous run's data. Nothing else detects that, and a downstream consumer has no way to tell yesterday's rows from today's.</w:t>
+      </w:r>
+    </w:p>
+    <w:p>
+      <w:pPr>
+        <w:spacing w:line="384" w:lineRule="auto" w:after="120"/>
+        <w:jc w:val="both"/>
+      </w:pPr>
+      <w:r>
+        <w:rPr>
+          <w:rFonts w:ascii="Consolas" w:hAnsi="Consolas" w:eastAsia="Consolas"/>
+          <w:sz w:val="18"/>
+        </w:rPr>
+        <w:t>unexpected_tables</w:t>
+      </w:r>
+      <w:r>
+        <w:rPr>
+          <w:rFonts w:ascii="Times New Roman" w:hAnsi="Times New Roman" w:eastAsia="Batang"/>
+          <w:sz w:val="22"/>
+        </w:rPr>
+        <w:t xml:space="preserve"> is computed only when </w:t>
+      </w:r>
+      <w:r>
+        <w:rPr>
+          <w:rFonts w:ascii="Consolas" w:hAnsi="Consolas" w:eastAsia="Consolas"/>
+          <w:sz w:val="18"/>
+        </w:rPr>
+        <w:t>expect_tables</w:t>
+      </w:r>
+      <w:r>
+        <w:rPr>
+          <w:rFonts w:ascii="Times New Roman" w:hAnsi="Times New Roman" w:eastAsia="Batang"/>
+          <w:sz w:val="22"/>
+        </w:rPr>
+        <w:t xml:space="preserve"> is given, since without an expectation nothing can be unexpected.</w:t>
+      </w:r>
+    </w:p>
+    <w:p>
+      <w:pPr>
+        <w:spacing w:line="384" w:lineRule="auto" w:after="120"/>
+        <w:jc w:val="both"/>
+      </w:pPr>
+      <w:r>
+        <w:rPr>
+          <w:rFonts w:ascii="Times New Roman" w:hAnsi="Times New Roman" w:eastAsia="Batang"/>
+          <w:sz w:val="22"/>
+        </w:rPr>
+        <w:t xml:space="preserve">If </w:t>
+      </w:r>
+      <w:r>
+        <w:rPr>
+          <w:rFonts w:ascii="Consolas" w:hAnsi="Consolas" w:eastAsia="Consolas"/>
+          <w:sz w:val="18"/>
+        </w:rPr>
+        <w:t>expect_tables</w:t>
+      </w:r>
+      <w:r>
+        <w:rPr>
+          <w:rFonts w:ascii="Times New Roman" w:hAnsi="Times New Roman" w:eastAsia="Batang"/>
+          <w:sz w:val="22"/>
+        </w:rPr>
+        <w:t xml:space="preserve"> is omitted but </w:t>
+      </w:r>
+      <w:r>
+        <w:rPr>
+          <w:rFonts w:ascii="Consolas" w:hAnsi="Consolas" w:eastAsia="Consolas"/>
+          <w:sz w:val="18"/>
+        </w:rPr>
+        <w:t>tables</w:t>
+      </w:r>
+      <w:r>
+        <w:rPr>
+          <w:rFonts w:ascii="Times New Roman" w:hAnsi="Times New Roman" w:eastAsia="Batang"/>
+          <w:sz w:val="22"/>
+        </w:rPr>
+        <w:t xml:space="preserve"> is given, the filter doubles as the expectation for the missing check. A name in </w:t>
+      </w:r>
+      <w:r>
+        <w:rPr>
+          <w:rFonts w:ascii="Consolas" w:hAnsi="Consolas" w:eastAsia="Consolas"/>
+          <w:sz w:val="18"/>
+        </w:rPr>
+        <w:t>tables</w:t>
+      </w:r>
+      <w:r>
+        <w:rPr>
+          <w:rFonts w:ascii="Times New Roman" w:hAnsi="Times New Roman" w:eastAsia="Batang"/>
+          <w:sz w:val="22"/>
+        </w:rPr>
+        <w:t xml:space="preserve"> that never appears in the dump loads nothing at all, and that used to be silent.</w:t>
+      </w:r>
+    </w:p>
+    <w:p>
+      <w:pPr>
+        <w:spacing w:line="384" w:lineRule="auto" w:after="120"/>
+        <w:jc w:val="both"/>
+      </w:pPr>
+      <w:r>
+        <w:rPr>
+          <w:rFonts w:ascii="Times New Roman" w:hAnsi="Times New Roman" w:eastAsia="Batang"/>
+          <w:sz w:val="22"/>
+        </w:rPr>
+        <w:t xml:space="preserve">Note that a table excluded by the </w:t>
+      </w:r>
+      <w:r>
+        <w:rPr>
+          <w:rFonts w:ascii="Consolas" w:hAnsi="Consolas" w:eastAsia="Consolas"/>
+          <w:sz w:val="18"/>
+        </w:rPr>
+        <w:t>tables</w:t>
+      </w:r>
+      <w:r>
+        <w:rPr>
+          <w:rFonts w:ascii="Times New Roman" w:hAnsi="Times New Roman" w:eastAsia="Batang"/>
+          <w:sz w:val="22"/>
+        </w:rPr>
+        <w:t xml:space="preserve"> filter is still </w:t>
+      </w:r>
+      <w:r>
+        <w:rPr>
+          <w:rFonts w:ascii="Times New Roman" w:hAnsi="Times New Roman" w:eastAsia="Batang"/>
+          <w:i/>
+          <w:sz w:val="22"/>
+        </w:rPr>
+        <w:t>seen</w:t>
+      </w:r>
+      <w:r>
+        <w:rPr>
+          <w:rFonts w:ascii="Times New Roman" w:hAnsi="Times New Roman" w:eastAsia="Batang"/>
+          <w:sz w:val="22"/>
+        </w:rPr>
+        <w:t xml:space="preserve">: its </w:t>
+      </w:r>
+      <w:r>
+        <w:rPr>
+          <w:rFonts w:ascii="Consolas" w:hAnsi="Consolas" w:eastAsia="Consolas"/>
+          <w:sz w:val="18"/>
+        </w:rPr>
+        <w:t>COPY</w:t>
+      </w:r>
+      <w:r>
+        <w:rPr>
+          <w:rFonts w:ascii="Times New Roman" w:hAnsi="Times New Roman" w:eastAsia="Batang"/>
+          <w:sz w:val="22"/>
+        </w:rPr>
+        <w:t xml:space="preserve"> block is scanned past, so its name is known and it is not counted as missing.</w:t>
       </w:r>
     </w:p>
     <w:p/>

--- a/docs/api.docx
+++ b/docs/api.docx
@@ -2068,6 +2068,92 @@
                 <w:rFonts w:ascii="Consolas" w:hAnsi="Consolas" w:eastAsia="Consolas"/>
                 <w:sz w:val="18"/>
               </w:rPr>
+              <w:t>commit_concurrency</w:t>
+            </w:r>
+          </w:p>
+        </w:tc>
+        <w:tc>
+          <w:tcPr>
+            <w:tcW w:type="dxa" w:w="2351"/>
+          </w:tcPr>
+          <w:p>
+            <w:r>
+              <w:rPr>
+                <w:rFonts w:ascii="Consolas" w:hAnsi="Consolas" w:eastAsia="Consolas"/>
+                <w:sz w:val="18"/>
+              </w:rPr>
+              <w:t>int</w:t>
+            </w:r>
+            <w:r>
+              <w:rPr>
+                <w:rFonts w:ascii="Times New Roman" w:hAnsi="Times New Roman" w:eastAsia="Batang"/>
+                <w:sz w:val="22"/>
+              </w:rPr>
+              <w:t xml:space="preserve"> or </w:t>
+            </w:r>
+            <w:r>
+              <w:rPr>
+                <w:rFonts w:ascii="Consolas" w:hAnsi="Consolas" w:eastAsia="Consolas"/>
+                <w:sz w:val="18"/>
+              </w:rPr>
+              <w:t>None</w:t>
+            </w:r>
+          </w:p>
+        </w:tc>
+        <w:tc>
+          <w:tcPr>
+            <w:tcW w:type="dxa" w:w="2351"/>
+          </w:tcPr>
+          <w:p>
+            <w:r>
+              <w:rPr>
+                <w:rFonts w:ascii="Consolas" w:hAnsi="Consolas" w:eastAsia="Consolas"/>
+                <w:sz w:val="18"/>
+              </w:rPr>
+              <w:t>None</w:t>
+            </w:r>
+          </w:p>
+        </w:tc>
+        <w:tc>
+          <w:tcPr>
+            <w:tcW w:type="dxa" w:w="2351"/>
+          </w:tcPr>
+          <w:p>
+            <w:r>
+              <w:rPr>
+                <w:rFonts w:ascii="Times New Roman" w:hAnsi="Times New Roman" w:eastAsia="Batang"/>
+                <w:sz w:val="22"/>
+              </w:rPr>
+              <w:t xml:space="preserve">Commits attempted at once in the final burst. </w:t>
+            </w:r>
+            <w:r>
+              <w:rPr>
+                <w:rFonts w:ascii="Consolas" w:hAnsi="Consolas" w:eastAsia="Consolas"/>
+                <w:sz w:val="18"/>
+              </w:rPr>
+              <w:t>None</w:t>
+            </w:r>
+            <w:r>
+              <w:rPr>
+                <w:rFonts w:ascii="Times New Roman" w:hAnsi="Times New Roman" w:eastAsia="Batang"/>
+                <w:sz w:val="22"/>
+              </w:rPr>
+              <w:t xml:space="preserve"> uses 16</w:t>
+            </w:r>
+          </w:p>
+        </w:tc>
+      </w:tr>
+      <w:tr>
+        <w:tc>
+          <w:tcPr>
+            <w:tcW w:type="dxa" w:w="2351"/>
+          </w:tcPr>
+          <w:p>
+            <w:r>
+              <w:rPr>
+                <w:rFonts w:ascii="Consolas" w:hAnsi="Consolas" w:eastAsia="Consolas"/>
+                <w:sz w:val="18"/>
+              </w:rPr>
               <w:t>storage_options</w:t>
             </w:r>
           </w:p>
@@ -2602,6 +2688,68 @@
           <w:sz w:val="22"/>
         </w:rPr>
         <w:t xml:space="preserve"> is keyword-only, so a positional argument cannot drift onto the wrong slot as the signature grows.</w:t>
+      </w:r>
+    </w:p>
+    <w:p>
+      <w:pPr>
+        <w:spacing w:line="384" w:lineRule="auto" w:after="120"/>
+        <w:jc w:val="both"/>
+      </w:pPr>
+      <w:r>
+        <w:rPr>
+          <w:rFonts w:ascii="Consolas" w:hAnsi="Consolas" w:eastAsia="Consolas"/>
+          <w:sz w:val="18"/>
+        </w:rPr>
+        <w:t>threads</w:t>
+      </w:r>
+      <w:r>
+        <w:rPr>
+          <w:rFonts w:ascii="Times New Roman" w:hAnsi="Times New Roman" w:eastAsia="Batang"/>
+          <w:sz w:val="22"/>
+        </w:rPr>
+        <w:t xml:space="preserve"> and </w:t>
+      </w:r>
+      <w:r>
+        <w:rPr>
+          <w:rFonts w:ascii="Consolas" w:hAnsi="Consolas" w:eastAsia="Consolas"/>
+          <w:sz w:val="18"/>
+        </w:rPr>
+        <w:t>commit_concurrency</w:t>
+      </w:r>
+      <w:r>
+        <w:rPr>
+          <w:rFonts w:ascii="Times New Roman" w:hAnsi="Times New Roman" w:eastAsia="Batang"/>
+          <w:sz w:val="22"/>
+        </w:rPr>
+        <w:t xml:space="preserve"> measure different things and should not be set to the same number by reflex. </w:t>
+      </w:r>
+      <w:r>
+        <w:rPr>
+          <w:rFonts w:ascii="Consolas" w:hAnsi="Consolas" w:eastAsia="Consolas"/>
+          <w:sz w:val="18"/>
+        </w:rPr>
+        <w:t>threads</w:t>
+      </w:r>
+      <w:r>
+        <w:rPr>
+          <w:rFonts w:ascii="Times New Roman" w:hAnsi="Times New Roman" w:eastAsia="Batang"/>
+          <w:sz w:val="22"/>
+        </w:rPr>
+        <w:t xml:space="preserve"> is CPU work: decoding and Parquet encoding, bounded by cores. </w:t>
+      </w:r>
+      <w:r>
+        <w:rPr>
+          <w:rFonts w:ascii="Consolas" w:hAnsi="Consolas" w:eastAsia="Consolas"/>
+          <w:sz w:val="18"/>
+        </w:rPr>
+        <w:t>commit_concurrency</w:t>
+      </w:r>
+      <w:r>
+        <w:rPr>
+          <w:rFonts w:ascii="Times New Roman" w:hAnsi="Times New Roman" w:eastAsia="Batang"/>
+          <w:sz w:val="22"/>
+        </w:rPr>
+        <w:t xml:space="preserve"> is a small metadata write waiting on a storage round trip, bounded by latency, so a value well above the core count is correct. With hundreds of small tables the second is what decides whether the final burst takes seconds or minutes.</w:t>
       </w:r>
     </w:p>
     <w:p>

--- a/docs/api.docx
+++ b/docs/api.docx
@@ -532,6 +532,19 @@
           <w:sz w:val="22"/>
         </w:rPr>
         <w:t>6. Schema drift</w:t>
+      </w:r>
+    </w:p>
+    <w:p>
+      <w:pPr>
+        <w:pStyle w:val="ListBullet"/>
+        <w:spacing w:line="384" w:lineRule="auto" w:after="120"/>
+      </w:pPr>
+      <w:r>
+        <w:rPr>
+          <w:rFonts w:ascii="Times New Roman" w:hAnsi="Times New Roman" w:eastAsia="Batang"/>
+          <w:sz w:val="22"/>
+        </w:rPr>
+        <w:t>7. The load history</w:t>
       </w:r>
     </w:p>
     <w:p>
@@ -1613,7 +1626,77 @@
                 <w:rFonts w:ascii="Times New Roman" w:hAnsi="Times New Roman" w:eastAsia="Batang"/>
                 <w:sz w:val="22"/>
               </w:rPr>
-              <w:t>Path to the plain-text dump. gzip is detected and decoded transparently</w:t>
+              <w:t xml:space="preserve">Local path, </w:t>
+            </w:r>
+            <w:r>
+              <w:rPr>
+                <w:rFonts w:ascii="Consolas" w:hAnsi="Consolas" w:eastAsia="Consolas"/>
+                <w:sz w:val="18"/>
+              </w:rPr>
+              <w:t>file://</w:t>
+            </w:r>
+            <w:r>
+              <w:rPr>
+                <w:rFonts w:ascii="Times New Roman" w:hAnsi="Times New Roman" w:eastAsia="Batang"/>
+                <w:sz w:val="22"/>
+              </w:rPr>
+              <w:t xml:space="preserve">, or an object: </w:t>
+            </w:r>
+            <w:r>
+              <w:rPr>
+                <w:rFonts w:ascii="Consolas" w:hAnsi="Consolas" w:eastAsia="Consolas"/>
+                <w:sz w:val="18"/>
+              </w:rPr>
+              <w:t>abfss://</w:t>
+            </w:r>
+            <w:r>
+              <w:rPr>
+                <w:rFonts w:ascii="Times New Roman" w:hAnsi="Times New Roman" w:eastAsia="Batang"/>
+                <w:sz w:val="22"/>
+              </w:rPr>
+              <w:t xml:space="preserve">, </w:t>
+            </w:r>
+            <w:r>
+              <w:rPr>
+                <w:rFonts w:ascii="Consolas" w:hAnsi="Consolas" w:eastAsia="Consolas"/>
+                <w:sz w:val="18"/>
+              </w:rPr>
+              <w:t>az://</w:t>
+            </w:r>
+            <w:r>
+              <w:rPr>
+                <w:rFonts w:ascii="Times New Roman" w:hAnsi="Times New Roman" w:eastAsia="Batang"/>
+                <w:sz w:val="22"/>
+              </w:rPr>
+              <w:t xml:space="preserve">, </w:t>
+            </w:r>
+            <w:r>
+              <w:rPr>
+                <w:rFonts w:ascii="Consolas" w:hAnsi="Consolas" w:eastAsia="Consolas"/>
+                <w:sz w:val="18"/>
+              </w:rPr>
+              <w:t>gs://</w:t>
+            </w:r>
+            <w:r>
+              <w:rPr>
+                <w:rFonts w:ascii="Times New Roman" w:hAnsi="Times New Roman" w:eastAsia="Batang"/>
+                <w:sz w:val="22"/>
+              </w:rPr>
+              <w:t xml:space="preserve">, </w:t>
+            </w:r>
+            <w:r>
+              <w:rPr>
+                <w:rFonts w:ascii="Consolas" w:hAnsi="Consolas" w:eastAsia="Consolas"/>
+                <w:sz w:val="18"/>
+              </w:rPr>
+              <w:t>s3://</w:t>
+            </w:r>
+            <w:r>
+              <w:rPr>
+                <w:rFonts w:ascii="Times New Roman" w:hAnsi="Times New Roman" w:eastAsia="Batang"/>
+                <w:sz w:val="22"/>
+              </w:rPr>
+              <w:t>. Read directly, with resume. gzip decoded transparently</w:t>
             </w:r>
           </w:p>
         </w:tc>
@@ -2376,6 +2459,85 @@
                 <w:sz w:val="22"/>
               </w:rPr>
               <w:t>Names this dump is expected to contain. Reports only; see Chapter III, Section 4</w:t>
+            </w:r>
+          </w:p>
+        </w:tc>
+      </w:tr>
+      <w:tr>
+        <w:tc>
+          <w:tcPr>
+            <w:tcW w:type="dxa" w:w="2351"/>
+          </w:tcPr>
+          <w:p>
+            <w:r>
+              <w:rPr>
+                <w:rFonts w:ascii="Consolas" w:hAnsi="Consolas" w:eastAsia="Consolas"/>
+                <w:sz w:val="18"/>
+              </w:rPr>
+              <w:t>write_manifest</w:t>
+            </w:r>
+          </w:p>
+        </w:tc>
+        <w:tc>
+          <w:tcPr>
+            <w:tcW w:type="dxa" w:w="2351"/>
+          </w:tcPr>
+          <w:p>
+            <w:r>
+              <w:rPr>
+                <w:rFonts w:ascii="Consolas" w:hAnsi="Consolas" w:eastAsia="Consolas"/>
+                <w:sz w:val="18"/>
+              </w:rPr>
+              <w:t>bool</w:t>
+            </w:r>
+            <w:r>
+              <w:rPr>
+                <w:rFonts w:ascii="Times New Roman" w:hAnsi="Times New Roman" w:eastAsia="Batang"/>
+                <w:sz w:val="22"/>
+              </w:rPr>
+              <w:t xml:space="preserve"> or </w:t>
+            </w:r>
+            <w:r>
+              <w:rPr>
+                <w:rFonts w:ascii="Consolas" w:hAnsi="Consolas" w:eastAsia="Consolas"/>
+                <w:sz w:val="18"/>
+              </w:rPr>
+              <w:t>None</w:t>
+            </w:r>
+          </w:p>
+        </w:tc>
+        <w:tc>
+          <w:tcPr>
+            <w:tcW w:type="dxa" w:w="2351"/>
+          </w:tcPr>
+          <w:p>
+            <w:r>
+              <w:rPr>
+                <w:rFonts w:ascii="Consolas" w:hAnsi="Consolas" w:eastAsia="Consolas"/>
+                <w:sz w:val="18"/>
+              </w:rPr>
+              <w:t>True</w:t>
+            </w:r>
+          </w:p>
+        </w:tc>
+        <w:tc>
+          <w:tcPr>
+            <w:tcW w:type="dxa" w:w="2351"/>
+          </w:tcPr>
+          <w:p>
+            <w:r>
+              <w:rPr>
+                <w:rFonts w:ascii="Times New Roman" w:hAnsi="Times New Roman" w:eastAsia="Batang"/>
+                <w:sz w:val="22"/>
+              </w:rPr>
+              <w:t xml:space="preserve">Append this run to the load history at </w:t>
+            </w:r>
+            <w:r>
+              <w:rPr>
+                <w:rFonts w:ascii="Consolas" w:hAnsi="Consolas" w:eastAsia="Consolas"/>
+                <w:sz w:val="18"/>
+              </w:rPr>
+              <w:t>&lt;output_uri&gt;/_pgdelta_loads</w:t>
             </w:r>
           </w:p>
         </w:tc>
@@ -4289,6 +4451,64 @@
           </w:p>
         </w:tc>
       </w:tr>
+      <w:tr>
+        <w:tc>
+          <w:tcPr>
+            <w:tcW w:type="dxa" w:w="3135"/>
+          </w:tcPr>
+          <w:p>
+            <w:r>
+              <w:rPr>
+                <w:rFonts w:ascii="Consolas" w:hAnsi="Consolas" w:eastAsia="Consolas"/>
+                <w:sz w:val="18"/>
+              </w:rPr>
+              <w:t>load_id</w:t>
+            </w:r>
+          </w:p>
+        </w:tc>
+        <w:tc>
+          <w:tcPr>
+            <w:tcW w:type="dxa" w:w="3135"/>
+          </w:tcPr>
+          <w:p>
+            <w:r>
+              <w:rPr>
+                <w:rFonts w:ascii="Consolas" w:hAnsi="Consolas" w:eastAsia="Consolas"/>
+                <w:sz w:val="18"/>
+              </w:rPr>
+              <w:t>str</w:t>
+            </w:r>
+            <w:r>
+              <w:rPr>
+                <w:rFonts w:ascii="Times New Roman" w:hAnsi="Times New Roman" w:eastAsia="Batang"/>
+                <w:sz w:val="22"/>
+              </w:rPr>
+              <w:t xml:space="preserve"> or </w:t>
+            </w:r>
+            <w:r>
+              <w:rPr>
+                <w:rFonts w:ascii="Consolas" w:hAnsi="Consolas" w:eastAsia="Consolas"/>
+                <w:sz w:val="18"/>
+              </w:rPr>
+              <w:t>None</w:t>
+            </w:r>
+          </w:p>
+        </w:tc>
+        <w:tc>
+          <w:tcPr>
+            <w:tcW w:type="dxa" w:w="3135"/>
+          </w:tcPr>
+          <w:p>
+            <w:r>
+              <w:rPr>
+                <w:rFonts w:ascii="Times New Roman" w:hAnsi="Times New Roman" w:eastAsia="Batang"/>
+                <w:sz w:val="22"/>
+              </w:rPr>
+              <w:t>Identifies this run's rows in the load history. See Chapter III, Section 7</w:t>
+            </w:r>
+          </w:p>
+        </w:tc>
+      </w:tr>
     </w:tbl>
     <w:p/>
     <w:p>
@@ -7721,6 +7941,189 @@
           <w:sz w:val="22"/>
         </w:rPr>
         <w:t xml:space="preserve"> is worth alerting on: a downstream query referencing a dropped column will break, and this is how you learn before the query does.</w:t>
+      </w:r>
+    </w:p>
+    <w:p>
+      <w:pPr>
+        <w:pStyle w:val="Heading2"/>
+      </w:pPr>
+      <w:r>
+        <w:rPr>
+          <w:rFonts w:ascii="Times New Roman" w:hAnsi="Times New Roman" w:eastAsia="Batang"/>
+          <w:b/>
+          <w:color w:val="000000"/>
+          <w:sz w:val="24"/>
+        </w:rPr>
+        <w:t>7. The load history</w:t>
+      </w:r>
+    </w:p>
+    <w:p>
+      <w:pPr>
+        <w:spacing w:line="384" w:lineRule="auto" w:after="120"/>
+        <w:jc w:val="both"/>
+      </w:pPr>
+      <w:r>
+        <w:rPr>
+          <w:rFonts w:ascii="Times New Roman" w:hAnsi="Times New Roman" w:eastAsia="Batang"/>
+          <w:sz w:val="22"/>
+        </w:rPr>
+        <w:t xml:space="preserve">Every run appends one row per table to a Delta table at </w:t>
+      </w:r>
+      <w:r>
+        <w:rPr>
+          <w:rFonts w:ascii="Consolas" w:hAnsi="Consolas" w:eastAsia="Consolas"/>
+          <w:sz w:val="18"/>
+        </w:rPr>
+        <w:t>&lt;output_uri&gt;/_pgdelta_loads</w:t>
+      </w:r>
+      <w:r>
+        <w:rPr>
+          <w:rFonts w:ascii="Times New Roman" w:hAnsi="Times New Roman" w:eastAsia="Batang"/>
+          <w:sz w:val="22"/>
+        </w:rPr>
+        <w:t xml:space="preserve">, unless </w:t>
+      </w:r>
+      <w:r>
+        <w:rPr>
+          <w:rFonts w:ascii="Consolas" w:hAnsi="Consolas" w:eastAsia="Consolas"/>
+          <w:sz w:val="18"/>
+        </w:rPr>
+        <w:t>write_manifest=False</w:t>
+      </w:r>
+      <w:r>
+        <w:rPr>
+          <w:rFonts w:ascii="Times New Roman" w:hAnsi="Times New Roman" w:eastAsia="Batang"/>
+          <w:sz w:val="22"/>
+        </w:rPr>
+        <w:t xml:space="preserve">. </w:t>
+      </w:r>
+      <w:r>
+        <w:rPr>
+          <w:rFonts w:ascii="Consolas" w:hAnsi="Consolas" w:eastAsia="Consolas"/>
+          <w:sz w:val="18"/>
+        </w:rPr>
+        <w:t>report.load_id</w:t>
+      </w:r>
+      <w:r>
+        <w:rPr>
+          <w:rFonts w:ascii="Times New Roman" w:hAnsi="Times New Roman" w:eastAsia="Batang"/>
+          <w:sz w:val="22"/>
+        </w:rPr>
+        <w:t xml:space="preserve"> identifies the run's rows.</w:t>
+      </w:r>
+    </w:p>
+    <w:p>
+      <w:pPr>
+        <w:spacing w:line="384" w:lineRule="auto" w:after="120"/>
+        <w:jc w:val="both"/>
+      </w:pPr>
+      <w:r>
+        <w:rPr>
+          <w:rFonts w:ascii="Times New Roman" w:hAnsi="Times New Roman" w:eastAsia="Batang"/>
+          <w:sz w:val="22"/>
+        </w:rPr>
+        <w:t xml:space="preserve">The row records the </w:t>
+      </w:r>
+      <w:r>
+        <w:rPr>
+          <w:rFonts w:ascii="Times New Roman" w:hAnsi="Times New Roman" w:eastAsia="Batang"/>
+          <w:b/>
+          <w:sz w:val="22"/>
+        </w:rPr>
+        <w:t>Delta version each table reached</w:t>
+      </w:r>
+      <w:r>
+        <w:rPr>
+          <w:rFonts w:ascii="Times New Roman" w:hAnsi="Times New Roman" w:eastAsia="Batang"/>
+          <w:sz w:val="22"/>
+        </w:rPr>
+        <w:t>, and that is the point. Delta has no cross-table transaction, so a set of tables cannot be committed atomically. What the history gives is the ability to reconstruct one run afterwards:</w:t>
+      </w:r>
+    </w:p>
+    <w:p>
+      <w:pPr>
+        <w:spacing w:line="240" w:lineRule="auto" w:before="120" w:after="120"/>
+        <w:ind w:left="454"/>
+      </w:pPr>
+      <w:r>
+        <w:rPr>
+          <w:rFonts w:ascii="Consolas" w:hAnsi="Consolas" w:eastAsia="Consolas"/>
+          <w:sz w:val="18"/>
+        </w:rPr>
+        <w:t>versions = spark.sql(pgdelta.catalog.snapshot_sql(output_uri, report.load_id))</w:t>
+        <w:br/>
+        <w:t>for row in versions.collect():</w:t>
+        <w:br/>
+        <w:t xml:space="preserve">    path = f"{output_uri.rstrip('/')}/{row['table'].replace('.', '/')}"</w:t>
+        <w:br/>
+        <w:t xml:space="preserve">    df = spark.read.format("delta").option("versionAsOf", row["delta_version"]).load(path)</w:t>
+      </w:r>
+    </w:p>
+    <w:p>
+      <w:pPr>
+        <w:spacing w:line="384" w:lineRule="auto" w:after="120"/>
+        <w:jc w:val="both"/>
+      </w:pPr>
+      <w:r>
+        <w:rPr>
+          <w:rFonts w:ascii="Times New Roman" w:hAnsi="Times New Roman" w:eastAsia="Batang"/>
+          <w:sz w:val="22"/>
+        </w:rPr>
+        <w:t>Every table read at its recorded version is by construction the set that run produced, whatever has happened since. Consistency is recovered after the fact rather than enforced at write time, which is the only thing Delta permits.</w:t>
+      </w:r>
+    </w:p>
+    <w:p>
+      <w:pPr>
+        <w:spacing w:line="384" w:lineRule="auto" w:after="120"/>
+        <w:jc w:val="both"/>
+      </w:pPr>
+      <w:r>
+        <w:rPr>
+          <w:rFonts w:ascii="Times New Roman" w:hAnsi="Times New Roman" w:eastAsia="Batang"/>
+          <w:sz w:val="22"/>
+        </w:rPr>
+        <w:t xml:space="preserve">A table that was expected and did not arrive gets a row too, with </w:t>
+      </w:r>
+      <w:r>
+        <w:rPr>
+          <w:rFonts w:ascii="Consolas" w:hAnsi="Consolas" w:eastAsia="Consolas"/>
+          <w:sz w:val="18"/>
+        </w:rPr>
+        <w:t>status = 'missing'</w:t>
+      </w:r>
+      <w:r>
+        <w:rPr>
+          <w:rFonts w:ascii="Times New Roman" w:hAnsi="Times New Roman" w:eastAsia="Batang"/>
+          <w:sz w:val="22"/>
+        </w:rPr>
+        <w:t xml:space="preserve"> and no version. That is deliberate: it is the most consequential thing that can happen to a feed, and a history that simply omitted it would be misleading.</w:t>
+      </w:r>
+    </w:p>
+    <w:p>
+      <w:pPr>
+        <w:spacing w:line="384" w:lineRule="auto" w:after="120"/>
+        <w:jc w:val="both"/>
+      </w:pPr>
+      <w:r>
+        <w:rPr>
+          <w:rFonts w:ascii="Times New Roman" w:hAnsi="Times New Roman" w:eastAsia="Batang"/>
+          <w:sz w:val="22"/>
+        </w:rPr>
+        <w:t xml:space="preserve">Two limits worth stating plainly. Time travel only works while the files survive, so once </w:t>
+      </w:r>
+      <w:r>
+        <w:rPr>
+          <w:rFonts w:ascii="Consolas" w:hAnsi="Consolas" w:eastAsia="Consolas"/>
+          <w:sz w:val="18"/>
+        </w:rPr>
+        <w:t>VACUUM</w:t>
+      </w:r>
+      <w:r>
+        <w:rPr>
+          <w:rFonts w:ascii="Times New Roman" w:hAnsi="Times New Roman" w:eastAsia="Batang"/>
+          <w:sz w:val="22"/>
+        </w:rPr>
+        <w:t xml:space="preserve"> passes its retention window an older load stops being readable. And this is a record, not a lock: nothing stops a later run from overwriting a table whose version the history still names.</w:t>
       </w:r>
     </w:p>
     <w:p/>

--- a/docs/api.docx
+++ b/docs/api.docx
@@ -1220,6 +1220,8 @@
         <w:t xml:space="preserve">    *,</w:t>
         <w:br/>
         <w:t xml:space="preserve">    tables=None,</w:t>
+        <w:br/>
+        <w:t xml:space="preserve">    excluded_schemas=None,</w:t>
         <w:br/>
         <w:t xml:space="preserve">    mode="overwrite",</w:t>
         <w:br/>
@@ -1856,6 +1858,78 @@
                 <w:rFonts w:ascii="Consolas" w:hAnsi="Consolas" w:eastAsia="Consolas"/>
                 <w:sz w:val="18"/>
               </w:rPr>
+              <w:t>excluded_schemas</w:t>
+            </w:r>
+          </w:p>
+        </w:tc>
+        <w:tc>
+          <w:tcPr>
+            <w:tcW w:type="dxa" w:w="2351"/>
+          </w:tcPr>
+          <w:p>
+            <w:r>
+              <w:rPr>
+                <w:rFonts w:ascii="Consolas" w:hAnsi="Consolas" w:eastAsia="Consolas"/>
+                <w:sz w:val="18"/>
+              </w:rPr>
+              <w:t>list[str]</w:t>
+            </w:r>
+            <w:r>
+              <w:rPr>
+                <w:rFonts w:ascii="Times New Roman" w:hAnsi="Times New Roman" w:eastAsia="Batang"/>
+                <w:sz w:val="22"/>
+              </w:rPr>
+              <w:t xml:space="preserve"> or </w:t>
+            </w:r>
+            <w:r>
+              <w:rPr>
+                <w:rFonts w:ascii="Consolas" w:hAnsi="Consolas" w:eastAsia="Consolas"/>
+                <w:sz w:val="18"/>
+              </w:rPr>
+              <w:t>None</w:t>
+            </w:r>
+          </w:p>
+        </w:tc>
+        <w:tc>
+          <w:tcPr>
+            <w:tcW w:type="dxa" w:w="2351"/>
+          </w:tcPr>
+          <w:p>
+            <w:r>
+              <w:rPr>
+                <w:rFonts w:ascii="Consolas" w:hAnsi="Consolas" w:eastAsia="Consolas"/>
+                <w:sz w:val="18"/>
+              </w:rPr>
+              <w:t>None</w:t>
+            </w:r>
+          </w:p>
+        </w:tc>
+        <w:tc>
+          <w:tcPr>
+            <w:tcW w:type="dxa" w:w="2351"/>
+          </w:tcPr>
+          <w:p>
+            <w:r>
+              <w:rPr>
+                <w:rFonts w:ascii="Times New Roman" w:hAnsi="Times New Roman" w:eastAsia="Batang"/>
+                <w:sz w:val="22"/>
+              </w:rPr>
+              <w:t>PostgreSQL schema (namespace) names to exclude entirely. See Chapter V, Section 2</w:t>
+            </w:r>
+          </w:p>
+        </w:tc>
+      </w:tr>
+      <w:tr>
+        <w:tc>
+          <w:tcPr>
+            <w:tcW w:type="dxa" w:w="2351"/>
+          </w:tcPr>
+          <w:p>
+            <w:r>
+              <w:rPr>
+                <w:rFonts w:ascii="Consolas" w:hAnsi="Consolas" w:eastAsia="Consolas"/>
+                <w:sz w:val="18"/>
+              </w:rPr>
               <w:t>mode</w:t>
             </w:r>
           </w:p>
@@ -7251,6 +7325,137 @@
           <w:sz w:val="22"/>
         </w:rPr>
         <w:t xml:space="preserve"> against your list.</w:t>
+      </w:r>
+    </w:p>
+    <w:p>
+      <w:pPr>
+        <w:spacing w:line="384" w:lineRule="auto" w:after="120"/>
+        <w:jc w:val="both"/>
+      </w:pPr>
+      <w:r>
+        <w:rPr>
+          <w:rFonts w:ascii="Consolas" w:hAnsi="Consolas" w:eastAsia="Consolas"/>
+          <w:sz w:val="18"/>
+        </w:rPr>
+        <w:t>excluded_schemas</w:t>
+      </w:r>
+      <w:r>
+        <w:rPr>
+          <w:rFonts w:ascii="Times New Roman" w:hAnsi="Times New Roman" w:eastAsia="Batang"/>
+          <w:sz w:val="22"/>
+        </w:rPr>
+        <w:t xml:space="preserve"> matches against the PostgreSQL schema (namespace) part of the name, for example </w:t>
+      </w:r>
+      <w:r>
+        <w:rPr>
+          <w:rFonts w:ascii="Consolas" w:hAnsi="Consolas" w:eastAsia="Consolas"/>
+          <w:sz w:val="18"/>
+        </w:rPr>
+        <w:t>"audit"</w:t>
+      </w:r>
+      <w:r>
+        <w:rPr>
+          <w:rFonts w:ascii="Times New Roman" w:hAnsi="Times New Roman" w:eastAsia="Batang"/>
+          <w:sz w:val="22"/>
+        </w:rPr>
+        <w:t xml:space="preserve"> in </w:t>
+      </w:r>
+      <w:r>
+        <w:rPr>
+          <w:rFonts w:ascii="Consolas" w:hAnsi="Consolas" w:eastAsia="Consolas"/>
+          <w:sz w:val="18"/>
+        </w:rPr>
+        <w:t>"audit.log"</w:t>
+      </w:r>
+      <w:r>
+        <w:rPr>
+          <w:rFonts w:ascii="Times New Roman" w:hAnsi="Times New Roman" w:eastAsia="Batang"/>
+          <w:sz w:val="22"/>
+        </w:rPr>
+        <w:t xml:space="preserve">. It goes one step further than </w:t>
+      </w:r>
+      <w:r>
+        <w:rPr>
+          <w:rFonts w:ascii="Consolas" w:hAnsi="Consolas" w:eastAsia="Consolas"/>
+          <w:sz w:val="18"/>
+        </w:rPr>
+        <w:t>tables</w:t>
+      </w:r>
+      <w:r>
+        <w:rPr>
+          <w:rFonts w:ascii="Times New Roman" w:hAnsi="Times New Roman" w:eastAsia="Batang"/>
+          <w:sz w:val="22"/>
+        </w:rPr>
+        <w:t xml:space="preserve">: an excluded table's </w:t>
+      </w:r>
+      <w:r>
+        <w:rPr>
+          <w:rFonts w:ascii="Consolas" w:hAnsi="Consolas" w:eastAsia="Consolas"/>
+          <w:sz w:val="18"/>
+        </w:rPr>
+        <w:t>CREATE TABLE</w:t>
+      </w:r>
+      <w:r>
+        <w:rPr>
+          <w:rFonts w:ascii="Times New Roman" w:hAnsi="Times New Roman" w:eastAsia="Batang"/>
+          <w:sz w:val="22"/>
+        </w:rPr>
+        <w:t xml:space="preserve"> is not just left unloaded, it is never fully parsed. The scanner reads only as far as the table's qualified name, then skips forward to the statement's end without parsing a single column. Practically, this means a DDL construct in a schema you never wanted, that this library's hand-rolled parser cannot handle, cannot fail the load; had that table instead only been left out of </w:t>
+      </w:r>
+      <w:r>
+        <w:rPr>
+          <w:rFonts w:ascii="Consolas" w:hAnsi="Consolas" w:eastAsia="Consolas"/>
+          <w:sz w:val="18"/>
+        </w:rPr>
+        <w:t>tables</w:t>
+      </w:r>
+      <w:r>
+        <w:rPr>
+          <w:rFonts w:ascii="Times New Roman" w:hAnsi="Times New Roman" w:eastAsia="Batang"/>
+          <w:sz w:val="22"/>
+        </w:rPr>
+        <w:t>, its DDL would still have been parsed in full and any parse failure there would still fail the whole load, because the scanner cannot know in advance which tables the caller wants.</w:t>
+      </w:r>
+    </w:p>
+    <w:p>
+      <w:pPr>
+        <w:spacing w:line="384" w:lineRule="auto" w:after="120"/>
+        <w:jc w:val="both"/>
+      </w:pPr>
+      <w:r>
+        <w:rPr>
+          <w:rFonts w:ascii="Times New Roman" w:hAnsi="Times New Roman" w:eastAsia="Batang"/>
+          <w:sz w:val="22"/>
+        </w:rPr>
+        <w:t xml:space="preserve">A table named in </w:t>
+      </w:r>
+      <w:r>
+        <w:rPr>
+          <w:rFonts w:ascii="Consolas" w:hAnsi="Consolas" w:eastAsia="Consolas"/>
+          <w:sz w:val="18"/>
+        </w:rPr>
+        <w:t>tables</w:t>
+      </w:r>
+      <w:r>
+        <w:rPr>
+          <w:rFonts w:ascii="Times New Roman" w:hAnsi="Times New Roman" w:eastAsia="Batang"/>
+          <w:sz w:val="22"/>
+        </w:rPr>
+        <w:t xml:space="preserve"> but sitting in a schema named in </w:t>
+      </w:r>
+      <w:r>
+        <w:rPr>
+          <w:rFonts w:ascii="Consolas" w:hAnsi="Consolas" w:eastAsia="Consolas"/>
+          <w:sz w:val="18"/>
+        </w:rPr>
+        <w:t>excluded_schemas</w:t>
+      </w:r>
+      <w:r>
+        <w:rPr>
+          <w:rFonts w:ascii="Times New Roman" w:hAnsi="Times New Roman" w:eastAsia="Batang"/>
+          <w:sz w:val="22"/>
+        </w:rPr>
+        <w:t xml:space="preserve"> is excluded: the schema exclusion is the stronger, more specific statement of intent and wins.</w:t>
       </w:r>
     </w:p>
     <w:p>
@@ -8878,6 +9083,36 @@
                 <w:sz w:val="22"/>
               </w:rPr>
               <w:t>You need a subset. Skipping a block is nearly free</w:t>
+            </w:r>
+          </w:p>
+        </w:tc>
+      </w:tr>
+      <w:tr>
+        <w:tc>
+          <w:tcPr>
+            <w:tcW w:type="dxa" w:w="4702"/>
+          </w:tcPr>
+          <w:p>
+            <w:r>
+              <w:rPr>
+                <w:rFonts w:ascii="Consolas" w:hAnsi="Consolas" w:eastAsia="Consolas"/>
+                <w:sz w:val="18"/>
+              </w:rPr>
+              <w:t>excluded_schemas</w:t>
+            </w:r>
+          </w:p>
+        </w:tc>
+        <w:tc>
+          <w:tcPr>
+            <w:tcW w:type="dxa" w:w="4702"/>
+          </w:tcPr>
+          <w:p>
+            <w:r>
+              <w:rPr>
+                <w:rFonts w:ascii="Times New Roman" w:hAnsi="Times New Roman" w:eastAsia="Batang"/>
+                <w:sz w:val="22"/>
+              </w:rPr>
+              <w:t>You never want an entire schema, especially one whose DDL this library might not parse</w:t>
             </w:r>
           </w:p>
         </w:tc>

--- a/docs/api.docx
+++ b/docs/api.docx
@@ -1222,6 +1222,8 @@
         <w:t xml:space="preserve">    tables=None,</w:t>
         <w:br/>
         <w:t xml:space="preserve">    excluded_schemas=None,</w:t>
+        <w:br/>
+        <w:t xml:space="preserve">    wide_numeric_as_decimal=False,</w:t>
         <w:br/>
         <w:t xml:space="preserve">    mode="overwrite",</w:t>
         <w:br/>
@@ -1930,6 +1932,92 @@
                 <w:rFonts w:ascii="Consolas" w:hAnsi="Consolas" w:eastAsia="Consolas"/>
                 <w:sz w:val="18"/>
               </w:rPr>
+              <w:t>wide_numeric_as_decimal</w:t>
+            </w:r>
+          </w:p>
+        </w:tc>
+        <w:tc>
+          <w:tcPr>
+            <w:tcW w:type="dxa" w:w="2351"/>
+          </w:tcPr>
+          <w:p>
+            <w:r>
+              <w:rPr>
+                <w:rFonts w:ascii="Consolas" w:hAnsi="Consolas" w:eastAsia="Consolas"/>
+                <w:sz w:val="18"/>
+              </w:rPr>
+              <w:t>bool</w:t>
+            </w:r>
+          </w:p>
+        </w:tc>
+        <w:tc>
+          <w:tcPr>
+            <w:tcW w:type="dxa" w:w="2351"/>
+          </w:tcPr>
+          <w:p>
+            <w:r>
+              <w:rPr>
+                <w:rFonts w:ascii="Consolas" w:hAnsi="Consolas" w:eastAsia="Consolas"/>
+                <w:sz w:val="18"/>
+              </w:rPr>
+              <w:t>False</w:t>
+            </w:r>
+          </w:p>
+        </w:tc>
+        <w:tc>
+          <w:tcPr>
+            <w:tcW w:type="dxa" w:w="2351"/>
+          </w:tcPr>
+          <w:p>
+            <w:r>
+              <w:rPr>
+                <w:rFonts w:ascii="Times New Roman" w:hAnsi="Times New Roman" w:eastAsia="Batang"/>
+                <w:sz w:val="22"/>
+              </w:rPr>
+              <w:t xml:space="preserve">Map a too-wide </w:t>
+            </w:r>
+            <w:r>
+              <w:rPr>
+                <w:rFonts w:ascii="Consolas" w:hAnsi="Consolas" w:eastAsia="Consolas"/>
+                <w:sz w:val="18"/>
+              </w:rPr>
+              <w:t>numeric</w:t>
+            </w:r>
+            <w:r>
+              <w:rPr>
+                <w:rFonts w:ascii="Times New Roman" w:hAnsi="Times New Roman" w:eastAsia="Batang"/>
+                <w:sz w:val="22"/>
+              </w:rPr>
+              <w:t xml:space="preserve"> to </w:t>
+            </w:r>
+            <w:r>
+              <w:rPr>
+                <w:rFonts w:ascii="Consolas" w:hAnsi="Consolas" w:eastAsia="Consolas"/>
+                <w:sz w:val="18"/>
+              </w:rPr>
+              <w:t>decimal(38,18)</w:t>
+            </w:r>
+            <w:r>
+              <w:rPr>
+                <w:rFonts w:ascii="Times New Roman" w:hAnsi="Times New Roman" w:eastAsia="Batang"/>
+                <w:sz w:val="22"/>
+              </w:rPr>
+              <w:t xml:space="preserve"> instead of text. See Chapter V, Section 5</w:t>
+            </w:r>
+          </w:p>
+        </w:tc>
+      </w:tr>
+      <w:tr>
+        <w:tc>
+          <w:tcPr>
+            <w:tcW w:type="dxa" w:w="2351"/>
+          </w:tcPr>
+          <w:p>
+            <w:r>
+              <w:rPr>
+                <w:rFonts w:ascii="Consolas" w:hAnsi="Consolas" w:eastAsia="Consolas"/>
+                <w:sz w:val="18"/>
+              </w:rPr>
               <w:t>mode</w:t>
             </w:r>
           </w:p>
@@ -7870,6 +7958,139 @@
           <w:sz w:val="22"/>
         </w:rPr>
         <w:t>Structural disagreement does fail. Text in an integer column means the dump contradicts its own DDL, and that is not a fidelity question. Likewise a text column carrying bytes that are not valid UTF-8 fails, because Arrow strings are UTF-8 and substituting replacement characters would corrupt values silently.</w:t>
+      </w:r>
+    </w:p>
+    <w:p>
+      <w:pPr>
+        <w:spacing w:line="384" w:lineRule="auto" w:after="120"/>
+        <w:jc w:val="both"/>
+      </w:pPr>
+      <w:r>
+        <w:rPr>
+          <w:rFonts w:ascii="Consolas" w:hAnsi="Consolas" w:eastAsia="Consolas"/>
+          <w:sz w:val="18"/>
+        </w:rPr>
+        <w:t>wide_numeric_as_decimal</w:t>
+      </w:r>
+      <w:r>
+        <w:rPr>
+          <w:rFonts w:ascii="Times New Roman" w:hAnsi="Times New Roman" w:eastAsia="Batang"/>
+          <w:sz w:val="22"/>
+        </w:rPr>
+        <w:t xml:space="preserve"> moves a </w:t>
+      </w:r>
+      <w:r>
+        <w:rPr>
+          <w:rFonts w:ascii="Consolas" w:hAnsi="Consolas" w:eastAsia="Consolas"/>
+          <w:sz w:val="18"/>
+        </w:rPr>
+        <w:t>numeric</w:t>
+      </w:r>
+      <w:r>
+        <w:rPr>
+          <w:rFonts w:ascii="Times New Roman" w:hAnsi="Times New Roman" w:eastAsia="Batang"/>
+          <w:sz w:val="22"/>
+        </w:rPr>
+        <w:t xml:space="preserve"> with no natural bound (unconstrained, or a declared precision over 38) from that first bucket into something closer to the second. Off, which is the default, it is type uncertainty: the column degrades to </w:t>
+      </w:r>
+      <w:r>
+        <w:rPr>
+          <w:rFonts w:ascii="Consolas" w:hAnsi="Consolas" w:eastAsia="Consolas"/>
+          <w:sz w:val="18"/>
+        </w:rPr>
+        <w:t>Utf8</w:t>
+      </w:r>
+      <w:r>
+        <w:rPr>
+          <w:rFonts w:ascii="Times New Roman" w:hAnsi="Times New Roman" w:eastAsia="Batang"/>
+          <w:sz w:val="22"/>
+        </w:rPr>
+        <w:t xml:space="preserve"> and the load proceeds. On, the column is mapped to </w:t>
+      </w:r>
+      <w:r>
+        <w:rPr>
+          <w:rFonts w:ascii="Consolas" w:hAnsi="Consolas" w:eastAsia="Consolas"/>
+          <w:sz w:val="18"/>
+        </w:rPr>
+        <w:t>decimal(38,18)</w:t>
+      </w:r>
+      <w:r>
+        <w:rPr>
+          <w:rFonts w:ascii="Times New Roman" w:hAnsi="Times New Roman" w:eastAsia="Batang"/>
+          <w:sz w:val="22"/>
+        </w:rPr>
+        <w:t xml:space="preserve"> instead, and from that point a value too wide for it (more than 20 integer digits, or more than 18 significant fractional ones) is a structural disagreement with the type this column now has, and fails the load rather than being silently truncated or wrapped. A </w:t>
+      </w:r>
+      <w:r>
+        <w:rPr>
+          <w:rFonts w:ascii="Consolas" w:hAnsi="Consolas" w:eastAsia="Consolas"/>
+          <w:sz w:val="18"/>
+        </w:rPr>
+        <w:t>numeric(p,s)</w:t>
+      </w:r>
+      <w:r>
+        <w:rPr>
+          <w:rFonts w:ascii="Times New Roman" w:hAnsi="Times New Roman" w:eastAsia="Batang"/>
+          <w:sz w:val="22"/>
+        </w:rPr>
+        <w:t xml:space="preserve"> with </w:t>
+      </w:r>
+      <w:r>
+        <w:rPr>
+          <w:rFonts w:ascii="Consolas" w:hAnsi="Consolas" w:eastAsia="Consolas"/>
+          <w:sz w:val="18"/>
+        </w:rPr>
+        <w:t>p &lt;= 38</w:t>
+      </w:r>
+      <w:r>
+        <w:rPr>
+          <w:rFonts w:ascii="Times New Roman" w:hAnsi="Times New Roman" w:eastAsia="Batang"/>
+          <w:sz w:val="22"/>
+        </w:rPr>
+        <w:t xml:space="preserve"> whose </w:t>
+      </w:r>
+      <w:r>
+        <w:rPr>
+          <w:rFonts w:ascii="Times New Roman" w:hAnsi="Times New Roman" w:eastAsia="Batang"/>
+          <w:i/>
+          <w:sz w:val="22"/>
+        </w:rPr>
+        <w:t>scale</w:t>
+      </w:r>
+      <w:r>
+        <w:rPr>
+          <w:rFonts w:ascii="Times New Roman" w:hAnsi="Times New Roman" w:eastAsia="Batang"/>
+          <w:sz w:val="22"/>
+        </w:rPr>
+        <w:t xml:space="preserve"> Arrow cannot represent (negative, or exceeding </w:t>
+      </w:r>
+      <w:r>
+        <w:rPr>
+          <w:rFonts w:ascii="Consolas" w:hAnsi="Consolas" w:eastAsia="Consolas"/>
+          <w:sz w:val="18"/>
+        </w:rPr>
+        <w:t>p</w:t>
+      </w:r>
+      <w:r>
+        <w:rPr>
+          <w:rFonts w:ascii="Times New Roman" w:hAnsi="Times New Roman" w:eastAsia="Batang"/>
+          <w:sz w:val="22"/>
+        </w:rPr>
+        <w:t xml:space="preserve">) is a different, narrower declaration problem and keeps degrading to </w:t>
+      </w:r>
+      <w:r>
+        <w:rPr>
+          <w:rFonts w:ascii="Consolas" w:hAnsi="Consolas" w:eastAsia="Consolas"/>
+          <w:sz w:val="18"/>
+        </w:rPr>
+        <w:t>Utf8</w:t>
+      </w:r>
+      <w:r>
+        <w:rPr>
+          <w:rFonts w:ascii="Times New Roman" w:hAnsi="Times New Roman" w:eastAsia="Batang"/>
+          <w:sz w:val="22"/>
+        </w:rPr>
+        <w:t xml:space="preserve"> regardless of this flag.</w:t>
       </w:r>
     </w:p>
     <w:p>
@@ -9113,6 +9334,50 @@
                 <w:sz w:val="22"/>
               </w:rPr>
               <w:t>You never want an entire schema, especially one whose DDL this library might not parse</w:t>
+            </w:r>
+          </w:p>
+        </w:tc>
+      </w:tr>
+      <w:tr>
+        <w:tc>
+          <w:tcPr>
+            <w:tcW w:type="dxa" w:w="4702"/>
+          </w:tcPr>
+          <w:p>
+            <w:r>
+              <w:rPr>
+                <w:rFonts w:ascii="Consolas" w:hAnsi="Consolas" w:eastAsia="Consolas"/>
+                <w:sz w:val="18"/>
+              </w:rPr>
+              <w:t>wide_numeric_as_decimal</w:t>
+            </w:r>
+          </w:p>
+        </w:tc>
+        <w:tc>
+          <w:tcPr>
+            <w:tcW w:type="dxa" w:w="4702"/>
+          </w:tcPr>
+          <w:p>
+            <w:r>
+              <w:rPr>
+                <w:rFonts w:ascii="Times New Roman" w:hAnsi="Times New Roman" w:eastAsia="Batang"/>
+                <w:sz w:val="22"/>
+              </w:rPr>
+              <w:t xml:space="preserve">The target is Databricks and an unconstrained </w:t>
+            </w:r>
+            <w:r>
+              <w:rPr>
+                <w:rFonts w:ascii="Consolas" w:hAnsi="Consolas" w:eastAsia="Consolas"/>
+                <w:sz w:val="18"/>
+              </w:rPr>
+              <w:t>numeric</w:t>
+            </w:r>
+            <w:r>
+              <w:rPr>
+                <w:rFonts w:ascii="Times New Roman" w:hAnsi="Times New Roman" w:eastAsia="Batang"/>
+                <w:sz w:val="22"/>
+              </w:rPr>
+              <w:t xml:space="preserve"> should be a real decimal, not text</w:t>
             </w:r>
           </w:p>
         </w:tc>

--- a/docs/api.docx
+++ b/docs/api.docx
@@ -1224,6 +1224,8 @@
         <w:t xml:space="preserve">    excluded_schemas=None,</w:t>
         <w:br/>
         <w:t xml:space="preserve">    wide_numeric_as_decimal=False,</w:t>
+        <w:br/>
+        <w:t xml:space="preserve">    native_arrays=False,</w:t>
         <w:br/>
         <w:t xml:space="preserve">    mode="overwrite",</w:t>
         <w:br/>
@@ -2018,6 +2020,64 @@
                 <w:rFonts w:ascii="Consolas" w:hAnsi="Consolas" w:eastAsia="Consolas"/>
                 <w:sz w:val="18"/>
               </w:rPr>
+              <w:t>native_arrays</w:t>
+            </w:r>
+          </w:p>
+        </w:tc>
+        <w:tc>
+          <w:tcPr>
+            <w:tcW w:type="dxa" w:w="2351"/>
+          </w:tcPr>
+          <w:p>
+            <w:r>
+              <w:rPr>
+                <w:rFonts w:ascii="Consolas" w:hAnsi="Consolas" w:eastAsia="Consolas"/>
+                <w:sz w:val="18"/>
+              </w:rPr>
+              <w:t>bool</w:t>
+            </w:r>
+          </w:p>
+        </w:tc>
+        <w:tc>
+          <w:tcPr>
+            <w:tcW w:type="dxa" w:w="2351"/>
+          </w:tcPr>
+          <w:p>
+            <w:r>
+              <w:rPr>
+                <w:rFonts w:ascii="Consolas" w:hAnsi="Consolas" w:eastAsia="Consolas"/>
+                <w:sz w:val="18"/>
+              </w:rPr>
+              <w:t>False</w:t>
+            </w:r>
+          </w:p>
+        </w:tc>
+        <w:tc>
+          <w:tcPr>
+            <w:tcW w:type="dxa" w:w="2351"/>
+          </w:tcPr>
+          <w:p>
+            <w:r>
+              <w:rPr>
+                <w:rFonts w:ascii="Times New Roman" w:hAnsi="Times New Roman" w:eastAsia="Batang"/>
+                <w:sz w:val="22"/>
+              </w:rPr>
+              <w:t>Map a one-dimensional array of a supported element type to a native Arrow list instead of text. See Chapter V, Section 5</w:t>
+            </w:r>
+          </w:p>
+        </w:tc>
+      </w:tr>
+      <w:tr>
+        <w:tc>
+          <w:tcPr>
+            <w:tcW w:type="dxa" w:w="2351"/>
+          </w:tcPr>
+          <w:p>
+            <w:r>
+              <w:rPr>
+                <w:rFonts w:ascii="Consolas" w:hAnsi="Consolas" w:eastAsia="Consolas"/>
+                <w:sz w:val="18"/>
+              </w:rPr>
               <w:t>mode</w:t>
             </w:r>
           </w:p>
@@ -5359,7 +5419,21 @@
           <w:rFonts w:ascii="Times New Roman" w:hAnsi="Times New Roman" w:eastAsia="Batang"/>
           <w:sz w:val="22"/>
         </w:rPr>
-        <w:t xml:space="preserve">, because its type was recognised. It is visible in the resulting Delta schema. See </w:t>
+        <w:t xml:space="preserve">, because its type was recognised. The same is true of an array column </w:t>
+      </w:r>
+      <w:r>
+        <w:rPr>
+          <w:rFonts w:ascii="Consolas" w:hAnsi="Consolas" w:eastAsia="Consolas"/>
+          <w:sz w:val="18"/>
+        </w:rPr>
+        <w:t>native_arrays</w:t>
+      </w:r>
+      <w:r>
+        <w:rPr>
+          <w:rFonts w:ascii="Times New Roman" w:hAnsi="Times New Roman" w:eastAsia="Batang"/>
+          <w:sz w:val="22"/>
+        </w:rPr>
+        <w:t xml:space="preserve"> could not map natively. Both are visible in the resulting Delta schema. See </w:t>
       </w:r>
       <w:r>
         <w:rPr>
@@ -8091,6 +8165,139 @@
           <w:sz w:val="22"/>
         </w:rPr>
         <w:t xml:space="preserve"> regardless of this flag.</w:t>
+      </w:r>
+    </w:p>
+    <w:p>
+      <w:pPr>
+        <w:spacing w:line="384" w:lineRule="auto" w:after="120"/>
+        <w:jc w:val="both"/>
+      </w:pPr>
+      <w:r>
+        <w:rPr>
+          <w:rFonts w:ascii="Consolas" w:hAnsi="Consolas" w:eastAsia="Consolas"/>
+          <w:sz w:val="18"/>
+        </w:rPr>
+        <w:t>native_arrays</w:t>
+      </w:r>
+      <w:r>
+        <w:rPr>
+          <w:rFonts w:ascii="Times New Roman" w:hAnsi="Times New Roman" w:eastAsia="Batang"/>
+          <w:sz w:val="22"/>
+        </w:rPr>
+        <w:t xml:space="preserve"> does the same for a one-dimensional array, mapping it to a native Arrow list instead of keeping it as PostgreSQL's own </w:t>
+      </w:r>
+      <w:r>
+        <w:rPr>
+          <w:rFonts w:ascii="Consolas" w:hAnsi="Consolas" w:eastAsia="Consolas"/>
+          <w:sz w:val="18"/>
+        </w:rPr>
+        <w:t>{...}</w:t>
+      </w:r>
+      <w:r>
+        <w:rPr>
+          <w:rFonts w:ascii="Times New Roman" w:hAnsi="Times New Roman" w:eastAsia="Batang"/>
+          <w:sz w:val="22"/>
+        </w:rPr>
+        <w:t xml:space="preserve"> literal text. It only ever moves a column </w:t>
+      </w:r>
+      <w:r>
+        <w:rPr>
+          <w:rFonts w:ascii="Times New Roman" w:hAnsi="Times New Roman" w:eastAsia="Batang"/>
+          <w:i/>
+          <w:sz w:val="22"/>
+        </w:rPr>
+        <w:t>toward</w:t>
+      </w:r>
+      <w:r>
+        <w:rPr>
+          <w:rFonts w:ascii="Times New Roman" w:hAnsi="Times New Roman" w:eastAsia="Batang"/>
+          <w:sz w:val="22"/>
+        </w:rPr>
+        <w:t xml:space="preserve"> a native type, never toward failure: an array whose element type this library cannot represent (a multi-dimensional declaration, an unrecognised element type, or a </w:t>
+      </w:r>
+      <w:r>
+        <w:rPr>
+          <w:rFonts w:ascii="Consolas" w:hAnsi="Consolas" w:eastAsia="Consolas"/>
+          <w:sz w:val="18"/>
+        </w:rPr>
+        <w:t>numeric</w:t>
+      </w:r>
+      <w:r>
+        <w:rPr>
+          <w:rFonts w:ascii="Times New Roman" w:hAnsi="Times New Roman" w:eastAsia="Batang"/>
+          <w:sz w:val="22"/>
+        </w:rPr>
+        <w:t xml:space="preserve"> element that does not fit even </w:t>
+      </w:r>
+      <w:r>
+        <w:rPr>
+          <w:rFonts w:ascii="Consolas" w:hAnsi="Consolas" w:eastAsia="Consolas"/>
+          <w:sz w:val="18"/>
+        </w:rPr>
+        <w:t>wide_numeric_as_decimal</w:t>
+      </w:r>
+      <w:r>
+        <w:rPr>
+          <w:rFonts w:ascii="Times New Roman" w:hAnsi="Times New Roman" w:eastAsia="Batang"/>
+          <w:sz w:val="22"/>
+        </w:rPr>
+        <w:t xml:space="preserve">) simply keeps degrading to </w:t>
+      </w:r>
+      <w:r>
+        <w:rPr>
+          <w:rFonts w:ascii="Consolas" w:hAnsi="Consolas" w:eastAsia="Consolas"/>
+          <w:sz w:val="18"/>
+        </w:rPr>
+        <w:t>Utf8</w:t>
+      </w:r>
+      <w:r>
+        <w:rPr>
+          <w:rFonts w:ascii="Times New Roman" w:hAnsi="Times New Roman" w:eastAsia="Batang"/>
+          <w:sz w:val="22"/>
+        </w:rPr>
+        <w:t xml:space="preserve">, decided once when the column's type is resolved rather than per value. A </w:t>
+      </w:r>
+      <w:r>
+        <w:rPr>
+          <w:rFonts w:ascii="Consolas" w:hAnsi="Consolas" w:eastAsia="Consolas"/>
+          <w:sz w:val="18"/>
+        </w:rPr>
+        <w:t>numeric</w:t>
+      </w:r>
+      <w:r>
+        <w:rPr>
+          <w:rFonts w:ascii="Times New Roman" w:hAnsi="Times New Roman" w:eastAsia="Batang"/>
+          <w:sz w:val="22"/>
+        </w:rPr>
+        <w:t xml:space="preserve"> element is subject to </w:t>
+      </w:r>
+      <w:r>
+        <w:rPr>
+          <w:rFonts w:ascii="Consolas" w:hAnsi="Consolas" w:eastAsia="Consolas"/>
+          <w:sz w:val="18"/>
+        </w:rPr>
+        <w:t>wide_numeric_as_decimal</w:t>
+      </w:r>
+      <w:r>
+        <w:rPr>
+          <w:rFonts w:ascii="Times New Roman" w:hAnsi="Times New Roman" w:eastAsia="Batang"/>
+          <w:sz w:val="22"/>
+        </w:rPr>
+        <w:t xml:space="preserve"> exactly as a plain </w:t>
+      </w:r>
+      <w:r>
+        <w:rPr>
+          <w:rFonts w:ascii="Consolas" w:hAnsi="Consolas" w:eastAsia="Consolas"/>
+          <w:sz w:val="18"/>
+        </w:rPr>
+        <w:t>numeric</w:t>
+      </w:r>
+      <w:r>
+        <w:rPr>
+          <w:rFonts w:ascii="Times New Roman" w:hAnsi="Times New Roman" w:eastAsia="Batang"/>
+          <w:sz w:val="22"/>
+        </w:rPr>
+        <w:t xml:space="preserve"> column would be, including the overflow behaviour above, applied per element.</w:t>
       </w:r>
     </w:p>
     <w:p>
@@ -9378,6 +9585,36 @@
                 <w:sz w:val="22"/>
               </w:rPr>
               <w:t xml:space="preserve"> should be a real decimal, not text</w:t>
+            </w:r>
+          </w:p>
+        </w:tc>
+      </w:tr>
+      <w:tr>
+        <w:tc>
+          <w:tcPr>
+            <w:tcW w:type="dxa" w:w="4702"/>
+          </w:tcPr>
+          <w:p>
+            <w:r>
+              <w:rPr>
+                <w:rFonts w:ascii="Consolas" w:hAnsi="Consolas" w:eastAsia="Consolas"/>
+                <w:sz w:val="18"/>
+              </w:rPr>
+              <w:t>native_arrays</w:t>
+            </w:r>
+          </w:p>
+        </w:tc>
+        <w:tc>
+          <w:tcPr>
+            <w:tcW w:type="dxa" w:w="4702"/>
+          </w:tcPr>
+          <w:p>
+            <w:r>
+              <w:rPr>
+                <w:rFonts w:ascii="Times New Roman" w:hAnsi="Times New Roman" w:eastAsia="Batang"/>
+                <w:sz w:val="22"/>
+              </w:rPr>
+              <w:t>The target is Databricks and a PostgreSQL array should be a real Arrow list, not text</w:t>
             </w:r>
           </w:p>
         </w:tc>
